--- a/1.开题/4.软工毕设参考模板-文献综述.docx
+++ b/1.开题/4.软工毕设参考模板-文献综述.docx
@@ -5,7 +5,7 @@
     <w:p>
       <w:pPr>
         <w:rPr>
-          <w:rFonts w:ascii="宋体" w:hAnsi="宋体"/>
+          <w:rFonts w:ascii="宋体" w:hAnsi="宋体" w:hint="eastAsia"/>
           <w:b/>
           <w:bCs/>
           <w:sz w:val="30"/>
@@ -17,7 +17,7 @@
         <w:ind w:rightChars="98" w:right="206"/>
         <w:jc w:val="center"/>
         <w:rPr>
-          <w:rFonts w:ascii="宋体" w:hAnsi="宋体"/>
+          <w:rFonts w:ascii="宋体" w:hAnsi="宋体" w:hint="eastAsia"/>
           <w:sz w:val="32"/>
         </w:rPr>
       </w:pPr>
@@ -129,7 +129,6 @@
         <w:tc>
           <w:tcPr>
             <w:tcW w:w="1866" w:type="dxa"/>
-            <w:vMerge w:val="restart"/>
           </w:tcPr>
           <w:p>
             <w:pPr>
@@ -137,7 +136,7 @@
               <w:jc w:val="left"/>
               <w:textAlignment w:val="top"/>
               <w:rPr>
-                <w:rFonts w:ascii="仿宋_GB2312" w:eastAsia="仿宋_GB2312" w:hAnsi="宋体" w:cs="仿宋_GB2312"/>
+                <w:rFonts w:ascii="仿宋_GB2312" w:eastAsia="仿宋_GB2312" w:hAnsi="宋体" w:cs="仿宋_GB2312" w:hint="eastAsia"/>
                 <w:b/>
                 <w:bCs/>
                 <w:color w:val="000000"/>
@@ -183,61 +182,10 @@
                 <w:rFonts w:eastAsia="仿宋_GB2312" w:cs="仿宋_GB2312" w:hint="eastAsia"/>
                 <w:b/>
                 <w:bCs/>
-                <w:color w:val="FF0000"/>
                 <w:sz w:val="36"/>
                 <w:szCs w:val="36"/>
               </w:rPr>
-              <w:t>居中对齐，红色都改为黑色</w:t>
-            </w:r>
-          </w:p>
-        </w:tc>
-      </w:tr>
-      <w:tr>
-        <w:trPr>
-          <w:trHeight w:val="624"/>
-          <w:jc w:val="center"/>
-        </w:trPr>
-        <w:tc>
-          <w:tcPr>
-            <w:tcW w:w="1866" w:type="dxa"/>
-            <w:vMerge/>
-          </w:tcPr>
-          <w:p>
-            <w:pPr>
-              <w:widowControl/>
-              <w:jc w:val="center"/>
-              <w:textAlignment w:val="top"/>
-            </w:pPr>
-          </w:p>
-        </w:tc>
-        <w:tc>
-          <w:tcPr>
-            <w:tcW w:w="5454" w:type="dxa"/>
-          </w:tcPr>
-          <w:p>
-            <w:pPr>
-              <w:widowControl/>
-              <w:jc w:val="center"/>
-              <w:textAlignment w:val="top"/>
-              <w:rPr>
-                <w:rFonts w:eastAsia="仿宋_GB2312" w:cs="仿宋_GB2312"/>
-                <w:b/>
-                <w:bCs/>
-                <w:color w:val="FF0000"/>
-                <w:sz w:val="36"/>
-                <w:szCs w:val="36"/>
-              </w:rPr>
-            </w:pPr>
-            <w:r>
-              <w:rPr>
-                <w:rFonts w:eastAsia="仿宋_GB2312" w:cs="仿宋_GB2312" w:hint="eastAsia"/>
-                <w:b/>
-                <w:bCs/>
-                <w:color w:val="FF0000"/>
-                <w:sz w:val="36"/>
-                <w:szCs w:val="36"/>
-              </w:rPr>
-              <w:t>题目只有一行的删除这行</w:t>
+              <w:t>基于时序预测的门诊挂号与电子病历一体化管理系统的设计与实现</w:t>
             </w:r>
           </w:p>
         </w:tc>
@@ -257,7 +205,7 @@
               <w:jc w:val="left"/>
               <w:textAlignment w:val="top"/>
               <w:rPr>
-                <w:rFonts w:ascii="仿宋_GB2312" w:eastAsia="仿宋_GB2312" w:hAnsi="宋体" w:cs="仿宋_GB2312"/>
+                <w:rFonts w:ascii="仿宋_GB2312" w:eastAsia="仿宋_GB2312" w:hAnsi="宋体" w:cs="仿宋_GB2312" w:hint="eastAsia"/>
                 <w:b/>
                 <w:bCs/>
                 <w:color w:val="000000"/>
@@ -298,6 +246,17 @@
                 <w:szCs w:val="36"/>
               </w:rPr>
             </w:pPr>
+            <w:r>
+              <w:rPr>
+                <w:rFonts w:eastAsia="仿宋_GB2312" w:cs="仿宋_GB2312" w:hint="eastAsia"/>
+                <w:b/>
+                <w:bCs/>
+                <w:color w:val="000000"/>
+                <w:sz w:val="36"/>
+                <w:szCs w:val="36"/>
+              </w:rPr>
+              <w:t>计算机学院</w:t>
+            </w:r>
           </w:p>
         </w:tc>
       </w:tr>
@@ -316,7 +275,7 @@
               <w:jc w:val="left"/>
               <w:textAlignment w:val="top"/>
               <w:rPr>
-                <w:rFonts w:ascii="仿宋_GB2312" w:eastAsia="仿宋_GB2312" w:hAnsi="宋体" w:cs="仿宋_GB2312"/>
+                <w:rFonts w:ascii="仿宋_GB2312" w:eastAsia="仿宋_GB2312" w:hAnsi="宋体" w:cs="仿宋_GB2312" w:hint="eastAsia"/>
                 <w:b/>
                 <w:bCs/>
                 <w:color w:val="000000"/>
@@ -359,6 +318,17 @@
                 <w:szCs w:val="36"/>
               </w:rPr>
             </w:pPr>
+            <w:r>
+              <w:rPr>
+                <w:rFonts w:eastAsia="仿宋_GB2312" w:cs="仿宋_GB2312" w:hint="eastAsia"/>
+                <w:b/>
+                <w:bCs/>
+                <w:color w:val="000000"/>
+                <w:sz w:val="36"/>
+                <w:szCs w:val="36"/>
+              </w:rPr>
+              <w:t>瞿志杰</w:t>
+            </w:r>
           </w:p>
         </w:tc>
       </w:tr>
@@ -377,7 +347,7 @@
               <w:jc w:val="left"/>
               <w:textAlignment w:val="top"/>
               <w:rPr>
-                <w:rFonts w:ascii="仿宋_GB2312" w:eastAsia="仿宋_GB2312" w:hAnsi="宋体" w:cs="仿宋_GB2312"/>
+                <w:rFonts w:ascii="仿宋_GB2312" w:eastAsia="仿宋_GB2312" w:hAnsi="宋体" w:cs="仿宋_GB2312" w:hint="eastAsia"/>
                 <w:b/>
                 <w:bCs/>
                 <w:color w:val="000000"/>
@@ -422,6 +392,19 @@
                 <w:lang w:bidi="ar"/>
               </w:rPr>
             </w:pPr>
+            <w:r>
+              <w:rPr>
+                <w:rFonts w:eastAsia="仿宋_GB2312" w:cs="仿宋_GB2312" w:hint="eastAsia"/>
+                <w:b/>
+                <w:bCs/>
+                <w:color w:val="000000"/>
+                <w:kern w:val="0"/>
+                <w:sz w:val="36"/>
+                <w:szCs w:val="36"/>
+                <w:lang w:bidi="ar"/>
+              </w:rPr>
+              <w:t>20214670412</w:t>
+            </w:r>
           </w:p>
         </w:tc>
       </w:tr>
@@ -440,7 +423,7 @@
               <w:jc w:val="left"/>
               <w:textAlignment w:val="top"/>
               <w:rPr>
-                <w:rFonts w:ascii="仿宋_GB2312" w:eastAsia="仿宋_GB2312" w:hAnsi="宋体" w:cs="仿宋_GB2312"/>
+                <w:rFonts w:ascii="仿宋_GB2312" w:eastAsia="仿宋_GB2312" w:hAnsi="宋体" w:cs="仿宋_GB2312" w:hint="eastAsia"/>
                 <w:b/>
                 <w:bCs/>
                 <w:color w:val="000000"/>
@@ -507,6 +490,17 @@
                 <w:szCs w:val="36"/>
               </w:rPr>
             </w:pPr>
+            <w:r>
+              <w:rPr>
+                <w:rFonts w:eastAsia="仿宋_GB2312" w:cs="仿宋_GB2312" w:hint="eastAsia"/>
+                <w:b/>
+                <w:bCs/>
+                <w:color w:val="000000"/>
+                <w:sz w:val="36"/>
+                <w:szCs w:val="36"/>
+              </w:rPr>
+              <w:t>医学信息工程</w:t>
+            </w:r>
           </w:p>
         </w:tc>
       </w:tr>
@@ -525,7 +519,7 @@
               <w:jc w:val="left"/>
               <w:textAlignment w:val="top"/>
               <w:rPr>
-                <w:rFonts w:ascii="仿宋_GB2312" w:eastAsia="仿宋_GB2312" w:hAnsi="宋体" w:cs="仿宋_GB2312"/>
+                <w:rFonts w:ascii="仿宋_GB2312" w:eastAsia="仿宋_GB2312" w:hAnsi="宋体" w:cs="仿宋_GB2312" w:hint="eastAsia"/>
                 <w:b/>
                 <w:bCs/>
                 <w:color w:val="000000"/>
@@ -594,6 +588,52 @@
                 <w:szCs w:val="36"/>
               </w:rPr>
             </w:pPr>
+            <w:proofErr w:type="gramStart"/>
+            <w:r>
+              <w:rPr>
+                <w:rFonts w:eastAsia="仿宋_GB2312" w:cs="仿宋_GB2312" w:hint="eastAsia"/>
+                <w:b/>
+                <w:bCs/>
+                <w:color w:val="000000"/>
+                <w:sz w:val="36"/>
+                <w:szCs w:val="36"/>
+              </w:rPr>
+              <w:t>医</w:t>
+            </w:r>
+            <w:proofErr w:type="gramEnd"/>
+            <w:r>
+              <w:rPr>
+                <w:rFonts w:eastAsia="仿宋_GB2312" w:cs="仿宋_GB2312" w:hint="eastAsia"/>
+                <w:b/>
+                <w:bCs/>
+                <w:color w:val="000000"/>
+                <w:sz w:val="36"/>
+                <w:szCs w:val="36"/>
+              </w:rPr>
+              <w:t>信</w:t>
+            </w:r>
+            <w:r>
+              <w:rPr>
+                <w:rFonts w:eastAsia="仿宋_GB2312" w:cs="仿宋_GB2312" w:hint="eastAsia"/>
+                <w:b/>
+                <w:bCs/>
+                <w:color w:val="000000"/>
+                <w:sz w:val="36"/>
+                <w:szCs w:val="36"/>
+              </w:rPr>
+              <w:t>2201</w:t>
+            </w:r>
+            <w:r>
+              <w:rPr>
+                <w:rFonts w:eastAsia="仿宋_GB2312" w:cs="仿宋_GB2312" w:hint="eastAsia"/>
+                <w:b/>
+                <w:bCs/>
+                <w:color w:val="000000"/>
+                <w:sz w:val="36"/>
+                <w:szCs w:val="36"/>
+              </w:rPr>
+              <w:t>班</w:t>
+            </w:r>
           </w:p>
         </w:tc>
       </w:tr>
@@ -612,7 +652,7 @@
               <w:jc w:val="left"/>
               <w:textAlignment w:val="top"/>
               <w:rPr>
-                <w:rFonts w:ascii="仿宋_GB2312" w:eastAsia="仿宋_GB2312" w:hAnsi="宋体" w:cs="仿宋_GB2312"/>
+                <w:rFonts w:ascii="仿宋_GB2312" w:eastAsia="仿宋_GB2312" w:hAnsi="宋体" w:cs="仿宋_GB2312" w:hint="eastAsia"/>
                 <w:b/>
                 <w:bCs/>
                 <w:color w:val="000000"/>
@@ -653,6 +693,19 @@
                 <w:szCs w:val="36"/>
               </w:rPr>
             </w:pPr>
+            <w:proofErr w:type="gramStart"/>
+            <w:r>
+              <w:rPr>
+                <w:rFonts w:eastAsia="仿宋_GB2312" w:cs="仿宋_GB2312" w:hint="eastAsia"/>
+                <w:b/>
+                <w:bCs/>
+                <w:color w:val="000000"/>
+                <w:sz w:val="36"/>
+                <w:szCs w:val="36"/>
+              </w:rPr>
+              <w:t>肖俏</w:t>
+            </w:r>
+            <w:proofErr w:type="gramEnd"/>
           </w:p>
         </w:tc>
       </w:tr>
@@ -671,7 +724,7 @@
               <w:jc w:val="left"/>
               <w:textAlignment w:val="top"/>
               <w:rPr>
-                <w:rFonts w:ascii="仿宋_GB2312" w:eastAsia="仿宋_GB2312" w:hAnsi="宋体" w:cs="仿宋_GB2312"/>
+                <w:rFonts w:ascii="仿宋_GB2312" w:eastAsia="仿宋_GB2312" w:hAnsi="宋体" w:cs="仿宋_GB2312" w:hint="eastAsia"/>
                 <w:b/>
                 <w:bCs/>
                 <w:color w:val="000000"/>
@@ -719,16 +772,6 @@
     <w:p>
       <w:pPr>
         <w:rPr>
-          <w:rFonts w:ascii="仿宋_GB2312" w:eastAsia="仿宋_GB2312"/>
-          <w:sz w:val="44"/>
-          <w:u w:val="single"/>
-        </w:rPr>
-      </w:pPr>
-    </w:p>
-    <w:p>
-      <w:pPr>
-        <w:jc w:val="center"/>
-        <w:rPr>
           <w:rFonts w:eastAsia="黑体"/>
           <w:sz w:val="44"/>
           <w:szCs w:val="44"/>
@@ -774,16 +817,2543 @@
           <w:sz w:val="36"/>
           <w:szCs w:val="36"/>
         </w:rPr>
-        <w:t>20   年 11月</w:t>
-      </w:r>
-    </w:p>
-    <w:p>
-      <w:pPr>
-        <w:rPr>
-          <w:rFonts w:ascii="仿宋_GB2312" w:eastAsia="仿宋_GB2312" w:hint="eastAsia"/>
-          <w:sz w:val="44"/>
-        </w:rPr>
-      </w:pPr>
+        <w:t>20</w:t>
+      </w:r>
+      <w:r>
+        <w:rPr>
+          <w:rFonts w:ascii="黑体" w:eastAsia="黑体" w:hint="eastAsia"/>
+          <w:sz w:val="36"/>
+          <w:szCs w:val="36"/>
+        </w:rPr>
+        <w:t>25</w:t>
+      </w:r>
+      <w:r>
+        <w:rPr>
+          <w:rFonts w:ascii="黑体" w:eastAsia="黑体" w:hint="eastAsia"/>
+          <w:sz w:val="36"/>
+          <w:szCs w:val="36"/>
+        </w:rPr>
+        <w:t xml:space="preserve"> 年 11月</w:t>
+      </w:r>
+    </w:p>
+    <w:p>
+      <w:pPr>
+        <w:pStyle w:val="t2"/>
+        <w:rPr>
+          <w:rFonts w:hint="eastAsia"/>
+        </w:rPr>
+      </w:pPr>
+      <w:r>
+        <w:rPr>
+          <w:rFonts w:hint="eastAsia"/>
+        </w:rPr>
+        <w:lastRenderedPageBreak/>
+        <w:t>一、引言</w:t>
+      </w:r>
+    </w:p>
+    <w:p>
+      <w:pPr>
+        <w:ind w:firstLine="420"/>
+        <w:rPr>
+          <w:szCs w:val="21"/>
+        </w:rPr>
+      </w:pPr>
+      <w:r>
+        <w:rPr>
+          <w:rFonts w:hint="eastAsia"/>
+          <w:szCs w:val="21"/>
+        </w:rPr>
+        <w:t>现代医疗服务信息化不断深入，智慧医院建设蓬勃发展。门诊业务作为医院对外服务的重要窗口，其挂号、诊疗和病历管理等流程的效率与质量直接关系到患者就医体验和医疗资源配置。随着大数据与人工智能技术的应用，利用时序预测对门诊挂号需求进行分析并指导资源调度成为可能。针对上述研究背景，本综述梳理了国内外在系统架构设计、挂号预约调度、时序预测模型和医疗质量管理等领域的相关文献，分析现有研究成果与不足，并指出研究空白与挑战。首先综述门诊与电子病历一体化系统相关的技术和设计方案；其次介绍门诊预约挂号调度系统的研究进展；接着总结时序预测在门诊量预测中的应用；最后论述电子病历与医疗质量管理的研究情况。全文探讨了各类研究的主要观点和方法，对比不同工作特色，并评价其适用性和局限性，为后续一体化系统设计提供参考。</w:t>
+      </w:r>
+    </w:p>
+    <w:p>
+      <w:pPr>
+        <w:rPr>
+          <w:szCs w:val="21"/>
+        </w:rPr>
+      </w:pPr>
+    </w:p>
+    <w:p>
+      <w:pPr>
+        <w:pStyle w:val="t2"/>
+        <w:rPr>
+          <w:rFonts w:ascii="Times New Roman" w:hAnsi="Times New Roman"/>
+        </w:rPr>
+      </w:pPr>
+      <w:r>
+        <w:rPr>
+          <w:rFonts w:ascii="Times New Roman" w:hAnsi="Times New Roman" w:hint="eastAsia"/>
+        </w:rPr>
+        <w:t>二、</w:t>
+      </w:r>
+      <w:r>
+        <w:rPr>
+          <w:rFonts w:ascii="Times New Roman" w:hAnsi="Times New Roman" w:hint="eastAsia"/>
+        </w:rPr>
+        <w:t>系统架构</w:t>
+      </w:r>
+    </w:p>
+    <w:p>
+      <w:pPr>
+        <w:ind w:firstLine="420"/>
+        <w:rPr>
+          <w:szCs w:val="21"/>
+        </w:rPr>
+      </w:pPr>
+      <w:r>
+        <w:rPr>
+          <w:rFonts w:hint="eastAsia"/>
+          <w:szCs w:val="21"/>
+        </w:rPr>
+        <w:t>构建灵活高效的门诊与电子病历一体化管理系统，需要合理的软件架构和技术</w:t>
+      </w:r>
+      <w:proofErr w:type="gramStart"/>
+      <w:r>
+        <w:rPr>
+          <w:rFonts w:hint="eastAsia"/>
+          <w:szCs w:val="21"/>
+        </w:rPr>
+        <w:t>栈</w:t>
+      </w:r>
+      <w:proofErr w:type="gramEnd"/>
+      <w:r>
+        <w:rPr>
+          <w:rFonts w:hint="eastAsia"/>
+          <w:szCs w:val="21"/>
+        </w:rPr>
+        <w:t>。现有研究多采用</w:t>
+      </w:r>
+      <w:proofErr w:type="gramStart"/>
+      <w:r>
+        <w:rPr>
+          <w:rFonts w:hint="eastAsia"/>
+          <w:szCs w:val="21"/>
+        </w:rPr>
+        <w:t>微服务</w:t>
+      </w:r>
+      <w:proofErr w:type="gramEnd"/>
+      <w:r>
+        <w:rPr>
+          <w:rFonts w:hint="eastAsia"/>
+          <w:szCs w:val="21"/>
+        </w:rPr>
+        <w:t>或分层架构实现系统功能。</w:t>
+      </w:r>
+    </w:p>
+    <w:p>
+      <w:pPr>
+        <w:ind w:firstLine="420"/>
+        <w:rPr>
+          <w:szCs w:val="21"/>
+        </w:rPr>
+      </w:pPr>
+      <w:r>
+        <w:rPr>
+          <w:rFonts w:hint="eastAsia"/>
+          <w:szCs w:val="21"/>
+        </w:rPr>
+        <w:t>夏大翔等（</w:t>
+      </w:r>
+      <w:r>
+        <w:rPr>
+          <w:rFonts w:hint="eastAsia"/>
+          <w:szCs w:val="21"/>
+        </w:rPr>
+        <w:t>2025</w:t>
+      </w:r>
+      <w:r>
+        <w:rPr>
+          <w:rFonts w:hint="eastAsia"/>
+          <w:szCs w:val="21"/>
+        </w:rPr>
+        <w:t>）基于</w:t>
+      </w:r>
+      <w:proofErr w:type="gramStart"/>
+      <w:r>
+        <w:rPr>
+          <w:rFonts w:hint="eastAsia"/>
+          <w:szCs w:val="21"/>
+        </w:rPr>
+        <w:t>微服务</w:t>
+      </w:r>
+      <w:proofErr w:type="gramEnd"/>
+      <w:r>
+        <w:rPr>
+          <w:rFonts w:hint="eastAsia"/>
+          <w:szCs w:val="21"/>
+        </w:rPr>
+        <w:t>架构开发了智能病历质控系统，利用自然语言处理和大语言模型自动分析病历文本，系统支持医疗质量控制规则的动态加载和实时模型更新，识别质</w:t>
+      </w:r>
+      <w:proofErr w:type="gramStart"/>
+      <w:r>
+        <w:rPr>
+          <w:rFonts w:hint="eastAsia"/>
+          <w:szCs w:val="21"/>
+        </w:rPr>
+        <w:t>控问题</w:t>
+      </w:r>
+      <w:proofErr w:type="gramEnd"/>
+      <w:r>
+        <w:rPr>
+          <w:rFonts w:hint="eastAsia"/>
+          <w:szCs w:val="21"/>
+        </w:rPr>
+        <w:t>比人工更快速准确。</w:t>
+      </w:r>
+      <w:r>
+        <w:rPr>
+          <w:rFonts w:hint="eastAsia"/>
+          <w:szCs w:val="21"/>
+        </w:rPr>
+        <w:t>Bindu</w:t>
+      </w:r>
+      <w:r>
+        <w:rPr>
+          <w:rFonts w:hint="eastAsia"/>
+          <w:szCs w:val="21"/>
+        </w:rPr>
+        <w:t>等（</w:t>
+      </w:r>
+      <w:r>
+        <w:rPr>
+          <w:rFonts w:hint="eastAsia"/>
+          <w:szCs w:val="21"/>
+        </w:rPr>
+        <w:t>2024</w:t>
+      </w:r>
+      <w:r>
+        <w:rPr>
+          <w:rFonts w:hint="eastAsia"/>
+          <w:szCs w:val="21"/>
+        </w:rPr>
+        <w:t>）设计了</w:t>
+      </w:r>
+      <w:proofErr w:type="spellStart"/>
+      <w:r>
+        <w:rPr>
+          <w:rFonts w:hint="eastAsia"/>
+          <w:szCs w:val="21"/>
+        </w:rPr>
+        <w:t>ClinicCare</w:t>
+      </w:r>
+      <w:proofErr w:type="spellEnd"/>
+      <w:r>
+        <w:rPr>
+          <w:rFonts w:hint="eastAsia"/>
+          <w:szCs w:val="21"/>
+        </w:rPr>
+        <w:t xml:space="preserve"> Manager</w:t>
+      </w:r>
+      <w:r>
+        <w:rPr>
+          <w:rFonts w:hint="eastAsia"/>
+          <w:szCs w:val="21"/>
+        </w:rPr>
+        <w:t>，一款基于</w:t>
+      </w:r>
+      <w:r>
+        <w:rPr>
+          <w:rFonts w:hint="eastAsia"/>
+          <w:szCs w:val="21"/>
+        </w:rPr>
+        <w:t>Spring Boot</w:t>
+      </w:r>
+      <w:r>
+        <w:rPr>
+          <w:rFonts w:hint="eastAsia"/>
+          <w:szCs w:val="21"/>
+        </w:rPr>
+        <w:t>和</w:t>
+      </w:r>
+      <w:r>
+        <w:rPr>
+          <w:rFonts w:hint="eastAsia"/>
+          <w:szCs w:val="21"/>
+        </w:rPr>
+        <w:t>React</w:t>
+      </w:r>
+      <w:r>
+        <w:rPr>
+          <w:rFonts w:hint="eastAsia"/>
+          <w:szCs w:val="21"/>
+        </w:rPr>
+        <w:t>的高效电子病历与医疗管理系统。该系统采用</w:t>
+      </w:r>
+      <w:r>
+        <w:rPr>
+          <w:rFonts w:hint="eastAsia"/>
+          <w:szCs w:val="21"/>
+        </w:rPr>
+        <w:t>Spring Boot</w:t>
+      </w:r>
+      <w:r>
+        <w:rPr>
+          <w:rFonts w:hint="eastAsia"/>
+          <w:szCs w:val="21"/>
+        </w:rPr>
+        <w:t>构建后台服务，前端使用</w:t>
+      </w:r>
+      <w:r>
+        <w:rPr>
+          <w:rFonts w:hint="eastAsia"/>
+          <w:szCs w:val="21"/>
+        </w:rPr>
+        <w:t>React</w:t>
+      </w:r>
+      <w:r>
+        <w:rPr>
+          <w:rFonts w:hint="eastAsia"/>
+          <w:szCs w:val="21"/>
+        </w:rPr>
+        <w:t>框架，实现了患者管理、医生排班、挂号预约和诊疗记录等功能模块。</w:t>
+      </w:r>
+    </w:p>
+    <w:p>
+      <w:pPr>
+        <w:rPr>
+          <w:rFonts w:hint="eastAsia"/>
+          <w:szCs w:val="21"/>
+        </w:rPr>
+      </w:pPr>
+      <w:r>
+        <w:rPr>
+          <w:rFonts w:hint="eastAsia"/>
+          <w:szCs w:val="21"/>
+        </w:rPr>
+        <w:t>胡小勇（</w:t>
+      </w:r>
+      <w:r>
+        <w:rPr>
+          <w:rFonts w:hint="eastAsia"/>
+          <w:szCs w:val="21"/>
+        </w:rPr>
+        <w:t>2021</w:t>
+      </w:r>
+      <w:r>
+        <w:rPr>
+          <w:rFonts w:hint="eastAsia"/>
+          <w:szCs w:val="21"/>
+        </w:rPr>
+        <w:t>）亦提出了基于</w:t>
+      </w:r>
+      <w:r>
+        <w:rPr>
+          <w:rFonts w:hint="eastAsia"/>
+          <w:szCs w:val="21"/>
+        </w:rPr>
+        <w:t>Spring Boot</w:t>
+      </w:r>
+      <w:r>
+        <w:rPr>
+          <w:rFonts w:hint="eastAsia"/>
+          <w:szCs w:val="21"/>
+        </w:rPr>
+        <w:t>的门诊管理信息系统设计，系统覆盖患者注册、医生排班、挂号预约、诊疗记录管理等模块，实现患者从入院挂号到完成</w:t>
+      </w:r>
+      <w:proofErr w:type="gramStart"/>
+      <w:r>
+        <w:rPr>
+          <w:rFonts w:hint="eastAsia"/>
+          <w:szCs w:val="21"/>
+        </w:rPr>
+        <w:t>诊疗全</w:t>
+      </w:r>
+      <w:proofErr w:type="gramEnd"/>
+      <w:r>
+        <w:rPr>
+          <w:rFonts w:hint="eastAsia"/>
+          <w:szCs w:val="21"/>
+        </w:rPr>
+        <w:t>过程信息化处理。该系统利用</w:t>
+      </w:r>
+      <w:r>
+        <w:rPr>
+          <w:rFonts w:hint="eastAsia"/>
+          <w:szCs w:val="21"/>
+        </w:rPr>
+        <w:t>Spring Boot</w:t>
+      </w:r>
+      <w:r>
+        <w:rPr>
+          <w:rFonts w:hint="eastAsia"/>
+          <w:szCs w:val="21"/>
+        </w:rPr>
+        <w:t>快速搭建</w:t>
+      </w:r>
+      <w:proofErr w:type="gramStart"/>
+      <w:r>
+        <w:rPr>
+          <w:rFonts w:hint="eastAsia"/>
+          <w:szCs w:val="21"/>
+        </w:rPr>
+        <w:t>微服务</w:t>
+      </w:r>
+      <w:proofErr w:type="gramEnd"/>
+      <w:r>
+        <w:rPr>
+          <w:rFonts w:hint="eastAsia"/>
+          <w:szCs w:val="21"/>
+        </w:rPr>
+        <w:t>架构，保证高可用性和</w:t>
+      </w:r>
+      <w:proofErr w:type="gramStart"/>
+      <w:r>
+        <w:rPr>
+          <w:rFonts w:hint="eastAsia"/>
+          <w:szCs w:val="21"/>
+        </w:rPr>
+        <w:t>可</w:t>
+      </w:r>
+      <w:proofErr w:type="gramEnd"/>
+      <w:r>
+        <w:rPr>
+          <w:rFonts w:hint="eastAsia"/>
+          <w:szCs w:val="21"/>
+        </w:rPr>
+        <w:t>扩展性，数据库使用</w:t>
+      </w:r>
+      <w:r>
+        <w:rPr>
+          <w:rFonts w:hint="eastAsia"/>
+          <w:szCs w:val="21"/>
+        </w:rPr>
+        <w:t>MySQL</w:t>
+      </w:r>
+      <w:r>
+        <w:rPr>
+          <w:rFonts w:hint="eastAsia"/>
+          <w:szCs w:val="21"/>
+        </w:rPr>
+        <w:t>存储核心数据，并支持</w:t>
+      </w:r>
+      <w:r>
+        <w:rPr>
+          <w:rFonts w:hint="eastAsia"/>
+          <w:szCs w:val="21"/>
+        </w:rPr>
+        <w:t>PC</w:t>
+      </w:r>
+      <w:r>
+        <w:rPr>
+          <w:rFonts w:hint="eastAsia"/>
+          <w:szCs w:val="21"/>
+        </w:rPr>
+        <w:t>端和移动端多终端访问。同时，</w:t>
+      </w:r>
+      <w:r>
+        <w:rPr>
+          <w:rFonts w:hint="eastAsia"/>
+          <w:szCs w:val="21"/>
+        </w:rPr>
+        <w:t>Choi</w:t>
+      </w:r>
+      <w:r>
+        <w:rPr>
+          <w:rFonts w:hint="eastAsia"/>
+          <w:szCs w:val="21"/>
+        </w:rPr>
+        <w:t>等（</w:t>
+      </w:r>
+      <w:r>
+        <w:rPr>
+          <w:rFonts w:hint="eastAsia"/>
+          <w:szCs w:val="21"/>
+        </w:rPr>
+        <w:t>2011</w:t>
+      </w:r>
+      <w:r>
+        <w:rPr>
+          <w:rFonts w:hint="eastAsia"/>
+          <w:szCs w:val="21"/>
+        </w:rPr>
+        <w:t>）的研究表明，在门诊电子病历系统中与医疗设备的无缝集成至关重要。他们在韩国三星医院部署了将</w:t>
+      </w:r>
+      <w:r>
+        <w:rPr>
+          <w:rFonts w:hint="eastAsia"/>
+          <w:szCs w:val="21"/>
+        </w:rPr>
+        <w:t>352</w:t>
+      </w:r>
+      <w:r>
+        <w:rPr>
+          <w:rFonts w:hint="eastAsia"/>
+          <w:szCs w:val="21"/>
+        </w:rPr>
+        <w:t>台各种诊疗设备的数据实时采集并标准化存入</w:t>
+      </w:r>
+      <w:r>
+        <w:rPr>
+          <w:rFonts w:hint="eastAsia"/>
+          <w:szCs w:val="21"/>
+        </w:rPr>
+        <w:t>EHR</w:t>
+      </w:r>
+      <w:r>
+        <w:rPr>
+          <w:rFonts w:hint="eastAsia"/>
+          <w:szCs w:val="21"/>
+        </w:rPr>
+        <w:t>的框架，有效简化了临床工作流程。这一综合医疗设备接口系统的实践证明，硬件设备与电子病历的深度集成可提高系统工作效率。</w:t>
+      </w:r>
+    </w:p>
+    <w:p>
+      <w:pPr>
+        <w:ind w:firstLine="420"/>
+        <w:rPr>
+          <w:szCs w:val="21"/>
+        </w:rPr>
+      </w:pPr>
+      <w:r>
+        <w:rPr>
+          <w:rFonts w:hint="eastAsia"/>
+          <w:szCs w:val="21"/>
+        </w:rPr>
+        <w:t>这些研究共同表明：采用现代软件框架（如</w:t>
+      </w:r>
+      <w:r>
+        <w:rPr>
+          <w:rFonts w:hint="eastAsia"/>
+          <w:szCs w:val="21"/>
+        </w:rPr>
+        <w:t>Spring Boot</w:t>
+      </w:r>
+      <w:r>
+        <w:rPr>
+          <w:rFonts w:hint="eastAsia"/>
+          <w:szCs w:val="21"/>
+        </w:rPr>
+        <w:t>、</w:t>
+      </w:r>
+      <w:r>
+        <w:rPr>
+          <w:rFonts w:hint="eastAsia"/>
+          <w:szCs w:val="21"/>
+        </w:rPr>
+        <w:t>React</w:t>
+      </w:r>
+      <w:r>
+        <w:rPr>
+          <w:rFonts w:hint="eastAsia"/>
+          <w:szCs w:val="21"/>
+        </w:rPr>
+        <w:t>等）和</w:t>
+      </w:r>
+      <w:proofErr w:type="gramStart"/>
+      <w:r>
+        <w:rPr>
+          <w:rFonts w:hint="eastAsia"/>
+          <w:szCs w:val="21"/>
+        </w:rPr>
+        <w:t>微服务</w:t>
+      </w:r>
+      <w:proofErr w:type="gramEnd"/>
+      <w:r>
+        <w:rPr>
+          <w:rFonts w:hint="eastAsia"/>
+          <w:szCs w:val="21"/>
+        </w:rPr>
+        <w:t>架构能够提高系统灵活性和</w:t>
+      </w:r>
+      <w:proofErr w:type="gramStart"/>
+      <w:r>
+        <w:rPr>
+          <w:rFonts w:hint="eastAsia"/>
+          <w:szCs w:val="21"/>
+        </w:rPr>
+        <w:t>可</w:t>
+      </w:r>
+      <w:proofErr w:type="gramEnd"/>
+      <w:r>
+        <w:rPr>
+          <w:rFonts w:hint="eastAsia"/>
+          <w:szCs w:val="21"/>
+        </w:rPr>
+        <w:t>扩展性；跨系统数据互通和多终端设计能改善用户体验。然而，目前多数系统研究侧重于功能模块的实现与技术选型，鲜有文献将时序预测纳入系统架构设计。现有架构往往独立于预测模型运作，对于挂号需求的动态变化适应不足。另外，不同研究针对不同领域（如质量控制、病历管理）进行细分，缺乏统一的整体规划。因此，将预测分析和智能调度集成到系统架构中的研究空间仍然很大。</w:t>
+      </w:r>
+    </w:p>
+    <w:p>
+      <w:pPr>
+        <w:rPr>
+          <w:szCs w:val="21"/>
+        </w:rPr>
+      </w:pPr>
+    </w:p>
+    <w:p>
+      <w:pPr>
+        <w:pStyle w:val="t2"/>
+        <w:rPr>
+          <w:rFonts w:ascii="Times New Roman" w:hAnsi="Times New Roman"/>
+        </w:rPr>
+      </w:pPr>
+      <w:r>
+        <w:rPr>
+          <w:rFonts w:ascii="Times New Roman" w:hAnsi="Times New Roman" w:hint="eastAsia"/>
+        </w:rPr>
+        <w:t>三、</w:t>
+      </w:r>
+      <w:r>
+        <w:rPr>
+          <w:rFonts w:ascii="Times New Roman" w:hAnsi="Times New Roman" w:hint="eastAsia"/>
+        </w:rPr>
+        <w:t>门诊预约挂号与服务流程调度</w:t>
+      </w:r>
+    </w:p>
+    <w:p>
+      <w:pPr>
+        <w:ind w:firstLine="420"/>
+        <w:rPr>
+          <w:rFonts w:hint="eastAsia"/>
+          <w:szCs w:val="21"/>
+        </w:rPr>
+      </w:pPr>
+      <w:r>
+        <w:rPr>
+          <w:rFonts w:hint="eastAsia"/>
+          <w:szCs w:val="21"/>
+        </w:rPr>
+        <w:t>门诊预约挂号系统的研究主要集中在提高患者就诊便利性和优化候诊效率。冯尘尘等（</w:t>
+      </w:r>
+      <w:r>
+        <w:rPr>
+          <w:rFonts w:hint="eastAsia"/>
+          <w:szCs w:val="21"/>
+        </w:rPr>
+        <w:t>2021</w:t>
+      </w:r>
+      <w:r>
+        <w:rPr>
+          <w:rFonts w:hint="eastAsia"/>
+          <w:szCs w:val="21"/>
+        </w:rPr>
+        <w:t>）对国内外门诊预约挂号调度系统进行了综述，指出国内外研究趋势包括优化预约算法、丰富预约渠道等（文献综述）。近年来，</w:t>
+      </w:r>
+      <w:proofErr w:type="gramStart"/>
+      <w:r>
+        <w:rPr>
+          <w:rFonts w:hint="eastAsia"/>
+          <w:szCs w:val="21"/>
+        </w:rPr>
+        <w:t>基于微信小</w:t>
+      </w:r>
+      <w:proofErr w:type="gramEnd"/>
+      <w:r>
+        <w:rPr>
+          <w:rFonts w:hint="eastAsia"/>
+          <w:szCs w:val="21"/>
+        </w:rPr>
+        <w:t>程序的预约系统研究特别活跃。李宝和路雅（</w:t>
+      </w:r>
+      <w:r>
+        <w:rPr>
+          <w:rFonts w:hint="eastAsia"/>
+          <w:szCs w:val="21"/>
+        </w:rPr>
+        <w:t>2024</w:t>
+      </w:r>
+      <w:r>
+        <w:rPr>
+          <w:rFonts w:hint="eastAsia"/>
+          <w:szCs w:val="21"/>
+        </w:rPr>
+        <w:t>）设计了一款</w:t>
+      </w:r>
+      <w:proofErr w:type="gramStart"/>
+      <w:r>
+        <w:rPr>
+          <w:rFonts w:hint="eastAsia"/>
+          <w:szCs w:val="21"/>
+        </w:rPr>
+        <w:t>基于微信小</w:t>
+      </w:r>
+      <w:proofErr w:type="gramEnd"/>
+      <w:r>
+        <w:rPr>
+          <w:rFonts w:hint="eastAsia"/>
+          <w:szCs w:val="21"/>
+        </w:rPr>
+        <w:t>程序的医院预约挂号管理系统，采用</w:t>
+      </w:r>
+      <w:proofErr w:type="spellStart"/>
+      <w:r>
+        <w:rPr>
+          <w:rFonts w:hint="eastAsia"/>
+          <w:szCs w:val="21"/>
+        </w:rPr>
+        <w:t>ThinkPHP</w:t>
+      </w:r>
+      <w:proofErr w:type="spellEnd"/>
+      <w:r>
+        <w:rPr>
+          <w:rFonts w:hint="eastAsia"/>
+          <w:szCs w:val="21"/>
+        </w:rPr>
+        <w:t>框架和</w:t>
+      </w:r>
+      <w:r>
+        <w:rPr>
+          <w:rFonts w:hint="eastAsia"/>
+          <w:szCs w:val="21"/>
+        </w:rPr>
+        <w:t>MySQL</w:t>
+      </w:r>
+      <w:r>
+        <w:rPr>
+          <w:rFonts w:hint="eastAsia"/>
+          <w:szCs w:val="21"/>
+        </w:rPr>
+        <w:t>数据库。该系统实现患者注册登录、个人信息管理、在线预约挂号和取消预约等功能，并通过限制每个时段的预约人数来实施分流管理。研究表明，这种线上预约模式不仅方便患者快速预约，也便于医院合理分配挂号资源。类似地，</w:t>
+      </w:r>
+      <w:proofErr w:type="gramStart"/>
+      <w:r>
+        <w:rPr>
+          <w:rFonts w:hint="eastAsia"/>
+          <w:szCs w:val="21"/>
+        </w:rPr>
+        <w:t>程雨航</w:t>
+      </w:r>
+      <w:proofErr w:type="gramEnd"/>
+      <w:r>
+        <w:rPr>
+          <w:rFonts w:hint="eastAsia"/>
+          <w:szCs w:val="21"/>
+        </w:rPr>
+        <w:t>等（</w:t>
+      </w:r>
+      <w:r>
+        <w:rPr>
+          <w:rFonts w:hint="eastAsia"/>
+          <w:szCs w:val="21"/>
+        </w:rPr>
+        <w:t>2023</w:t>
+      </w:r>
+      <w:r>
+        <w:rPr>
+          <w:rFonts w:hint="eastAsia"/>
+          <w:szCs w:val="21"/>
+        </w:rPr>
+        <w:t>）和王相喜等（</w:t>
+      </w:r>
+      <w:r>
+        <w:rPr>
+          <w:rFonts w:hint="eastAsia"/>
+          <w:szCs w:val="21"/>
+        </w:rPr>
+        <w:t>2024</w:t>
+      </w:r>
+      <w:r>
+        <w:rPr>
+          <w:rFonts w:hint="eastAsia"/>
+          <w:szCs w:val="21"/>
+        </w:rPr>
+        <w:t>）等多位学者也提出</w:t>
+      </w:r>
+      <w:proofErr w:type="gramStart"/>
+      <w:r>
+        <w:rPr>
+          <w:rFonts w:hint="eastAsia"/>
+          <w:szCs w:val="21"/>
+        </w:rPr>
+        <w:t>基于微信</w:t>
+      </w:r>
+      <w:proofErr w:type="gramEnd"/>
+      <w:r>
+        <w:rPr>
+          <w:rFonts w:hint="eastAsia"/>
+          <w:szCs w:val="21"/>
+        </w:rPr>
+        <w:t>/</w:t>
+      </w:r>
+      <w:r>
+        <w:rPr>
+          <w:rFonts w:hint="eastAsia"/>
+          <w:szCs w:val="21"/>
+        </w:rPr>
+        <w:t>移动端的挂号系统设计，使用</w:t>
+      </w:r>
+      <w:r>
+        <w:rPr>
+          <w:rFonts w:hint="eastAsia"/>
+          <w:szCs w:val="21"/>
+        </w:rPr>
+        <w:t>Vue</w:t>
+      </w:r>
+      <w:r>
+        <w:rPr>
+          <w:rFonts w:hint="eastAsia"/>
+          <w:szCs w:val="21"/>
+        </w:rPr>
+        <w:t>、</w:t>
+      </w:r>
+      <w:r>
+        <w:rPr>
+          <w:rFonts w:hint="eastAsia"/>
+          <w:szCs w:val="21"/>
+        </w:rPr>
+        <w:t>SSM</w:t>
+      </w:r>
+      <w:r>
+        <w:rPr>
+          <w:rFonts w:hint="eastAsia"/>
+          <w:szCs w:val="21"/>
+        </w:rPr>
+        <w:t>等技术实现预约挂号和排班管理。许辉等（</w:t>
+      </w:r>
+      <w:r>
+        <w:rPr>
+          <w:rFonts w:hint="eastAsia"/>
+          <w:szCs w:val="21"/>
+        </w:rPr>
+        <w:t>2024</w:t>
+      </w:r>
+      <w:r>
+        <w:rPr>
+          <w:rFonts w:hint="eastAsia"/>
+          <w:szCs w:val="21"/>
+        </w:rPr>
+        <w:t>）从智慧医院视角出发，探讨了门诊服务流程管理的优化策略，强调智能信息化与门诊服务深度融合对提高服务质量的重要性。研究指出，通过</w:t>
+      </w:r>
+      <w:r>
+        <w:rPr>
+          <w:rFonts w:hint="eastAsia"/>
+          <w:szCs w:val="21"/>
+        </w:rPr>
+        <w:lastRenderedPageBreak/>
+        <w:t>流程再造和信息技术应用，医院可优化挂号、缴费、诊疗等各环节，提高患者满意度。</w:t>
+      </w:r>
+    </w:p>
+    <w:p>
+      <w:pPr>
+        <w:ind w:firstLine="420"/>
+        <w:rPr>
+          <w:szCs w:val="21"/>
+        </w:rPr>
+      </w:pPr>
+      <w:r>
+        <w:rPr>
+          <w:rFonts w:hint="eastAsia"/>
+          <w:szCs w:val="21"/>
+        </w:rPr>
+        <w:t>总体来看，这些研究强调了多渠道预约和流程优化的重要性，提出了利用移动互联技术改进传统挂号模式的方法。然而，现有工作多注重系统功能的实现和界面设计，较少在调度策略层面进行深度优化。例如，针对节假日或门诊高峰的动态挂号分配方案研究较少。此外，这些系统通常没有将门诊量预测与预约管理结合，难以实现基于预测的主动调度。下一步研究可以考虑将预测模型输出与挂号分配算法相结合，建立预约调度的闭环优化机制。</w:t>
+      </w:r>
+    </w:p>
+    <w:p>
+      <w:pPr>
+        <w:rPr>
+          <w:szCs w:val="21"/>
+        </w:rPr>
+      </w:pPr>
+    </w:p>
+    <w:p>
+      <w:pPr>
+        <w:pStyle w:val="t2"/>
+        <w:rPr>
+          <w:rFonts w:ascii="Times New Roman" w:hAnsi="Times New Roman"/>
+        </w:rPr>
+      </w:pPr>
+      <w:r>
+        <w:rPr>
+          <w:rFonts w:ascii="Times New Roman" w:hAnsi="Times New Roman" w:hint="eastAsia"/>
+        </w:rPr>
+        <w:t>四、</w:t>
+      </w:r>
+      <w:r>
+        <w:rPr>
+          <w:rFonts w:ascii="Times New Roman" w:hAnsi="Times New Roman" w:hint="eastAsia"/>
+        </w:rPr>
+        <w:t>时序预测方法在门诊量预测中的应用</w:t>
+      </w:r>
+    </w:p>
+    <w:p>
+      <w:pPr>
+        <w:ind w:firstLine="420"/>
+        <w:rPr>
+          <w:rFonts w:hint="eastAsia"/>
+        </w:rPr>
+      </w:pPr>
+      <w:r>
+        <w:rPr>
+          <w:rFonts w:hint="eastAsia"/>
+        </w:rPr>
+        <w:t>准确预测门诊就诊量有助于科学分配医疗资源和优化挂号调度。研究表明，时序模型在这种预测任务中应用广泛。陈文娟等（</w:t>
+      </w:r>
+      <w:r>
+        <w:rPr>
+          <w:rFonts w:hint="eastAsia"/>
+        </w:rPr>
+        <w:t>2024</w:t>
+      </w:r>
+      <w:r>
+        <w:rPr>
+          <w:rFonts w:hint="eastAsia"/>
+        </w:rPr>
+        <w:t>）利用季节性</w:t>
+      </w:r>
+      <w:r>
+        <w:rPr>
+          <w:rFonts w:hint="eastAsia"/>
+        </w:rPr>
+        <w:t>ARIMA</w:t>
+      </w:r>
+      <w:r>
+        <w:rPr>
+          <w:rFonts w:hint="eastAsia"/>
+        </w:rPr>
+        <w:t>模型对某三级医院的门诊量进行了预测研究（见文献列表）。</w:t>
+      </w:r>
+      <w:r>
+        <w:t>Bai</w:t>
+      </w:r>
+      <w:r>
+        <w:rPr>
+          <w:rFonts w:hint="eastAsia"/>
+        </w:rPr>
+        <w:t>等（</w:t>
+      </w:r>
+      <w:r>
+        <w:t>2023</w:t>
+      </w:r>
+      <w:r>
+        <w:rPr>
+          <w:rFonts w:hint="eastAsia"/>
+        </w:rPr>
+        <w:t>）采用</w:t>
+      </w:r>
+      <w:r>
+        <w:t>ARIMAX</w:t>
+      </w:r>
+      <w:r>
+        <w:rPr>
+          <w:rFonts w:hint="eastAsia"/>
+        </w:rPr>
+        <w:t>模型将气象环境因素（如</w:t>
+      </w:r>
+      <w:r>
+        <w:t>SO₂</w:t>
+      </w:r>
+      <w:r>
+        <w:rPr>
+          <w:rFonts w:hint="eastAsia"/>
+        </w:rPr>
+        <w:t>、</w:t>
+      </w:r>
+      <w:r>
+        <w:t>PM₂.₅</w:t>
+      </w:r>
+      <w:r>
+        <w:rPr>
+          <w:rFonts w:hint="eastAsia"/>
+        </w:rPr>
+        <w:t>、</w:t>
+      </w:r>
+      <w:r>
+        <w:t>CO</w:t>
+      </w:r>
+      <w:r>
+        <w:rPr>
+          <w:rFonts w:hint="eastAsia"/>
+        </w:rPr>
+        <w:t>浓度）作为协变量对月度门诊量进行建模。他们发现添加这些气象因子后，所建立的</w:t>
+      </w:r>
+      <w:r>
+        <w:t>ARIMA(0,1,1)(0,1,0)₁₂</w:t>
+      </w:r>
+      <w:r>
+        <w:rPr>
+          <w:rFonts w:hint="eastAsia"/>
+        </w:rPr>
+        <w:t>模型具有优秀的预测性能，</w:t>
+      </w:r>
+      <w:r>
+        <w:t>2019</w:t>
+      </w:r>
+      <w:r>
+        <w:rPr>
+          <w:rFonts w:hint="eastAsia"/>
+        </w:rPr>
+        <w:t>年的预测值与实际值误差仅</w:t>
+      </w:r>
+      <w:r>
+        <w:t>2.77%</w:t>
+      </w:r>
+      <w:r>
+        <w:rPr>
+          <w:rFonts w:hint="eastAsia"/>
+        </w:rPr>
+        <w:t>。结果表明，空气质量等环境变量对门诊需求有显著影响（如呼吸系统疾病的季节性波动）。</w:t>
+      </w:r>
+      <w:r>
+        <w:rPr>
+          <w:rFonts w:hint="eastAsia"/>
+        </w:rPr>
+        <w:t>Luo</w:t>
+      </w:r>
+      <w:r>
+        <w:rPr>
+          <w:rFonts w:hint="eastAsia"/>
+        </w:rPr>
+        <w:t>等（</w:t>
+      </w:r>
+      <w:r>
+        <w:rPr>
+          <w:rFonts w:hint="eastAsia"/>
+        </w:rPr>
+        <w:t>2017</w:t>
+      </w:r>
+      <w:r>
+        <w:rPr>
+          <w:rFonts w:hint="eastAsia"/>
+        </w:rPr>
+        <w:t>）则将季节</w:t>
+      </w:r>
+      <w:r>
+        <w:rPr>
+          <w:rFonts w:hint="eastAsia"/>
+        </w:rPr>
+        <w:t>ARIMA</w:t>
+      </w:r>
+      <w:r>
+        <w:rPr>
+          <w:rFonts w:hint="eastAsia"/>
+        </w:rPr>
+        <w:t>和指数平滑（</w:t>
+      </w:r>
+      <w:r>
+        <w:rPr>
+          <w:rFonts w:hint="eastAsia"/>
+        </w:rPr>
+        <w:t>SES</w:t>
+      </w:r>
+      <w:r>
+        <w:rPr>
+          <w:rFonts w:hint="eastAsia"/>
+        </w:rPr>
+        <w:t>）模型结合，用于短期（</w:t>
+      </w:r>
+      <w:r>
+        <w:rPr>
+          <w:rFonts w:hint="eastAsia"/>
+        </w:rPr>
+        <w:t>1</w:t>
+      </w:r>
+      <w:r>
+        <w:rPr>
+          <w:rFonts w:hint="eastAsia"/>
+        </w:rPr>
+        <w:t>周内）的日门诊量预测。研究结果显示，结合两种模型的混合模型能够更好地捕捉就诊量的周期和周效应特征，预测性能优于单一模型。其他学者也尝试引入机器学习算法（如随机森林、</w:t>
+      </w:r>
+      <w:proofErr w:type="spellStart"/>
+      <w:r>
+        <w:rPr>
+          <w:rFonts w:hint="eastAsia"/>
+        </w:rPr>
+        <w:t>XGBoost</w:t>
+      </w:r>
+      <w:proofErr w:type="spellEnd"/>
+      <w:r>
+        <w:rPr>
+          <w:rFonts w:hint="eastAsia"/>
+        </w:rPr>
+        <w:t>）或深度学习方法（如</w:t>
+      </w:r>
+      <w:r>
+        <w:rPr>
+          <w:rFonts w:hint="eastAsia"/>
+        </w:rPr>
+        <w:t>LSTM</w:t>
+      </w:r>
+      <w:r>
+        <w:rPr>
+          <w:rFonts w:hint="eastAsia"/>
+        </w:rPr>
+        <w:t>）进行患者到达量预测，但</w:t>
+      </w:r>
+      <w:r>
+        <w:rPr>
+          <w:rFonts w:hint="eastAsia"/>
+        </w:rPr>
+        <w:t>ARIMA</w:t>
+      </w:r>
+      <w:r>
+        <w:rPr>
+          <w:rFonts w:hint="eastAsia"/>
+        </w:rPr>
+        <w:t>类模型因其解释性</w:t>
+      </w:r>
+      <w:proofErr w:type="gramStart"/>
+      <w:r>
+        <w:rPr>
+          <w:rFonts w:hint="eastAsia"/>
+        </w:rPr>
+        <w:t>好</w:t>
+      </w:r>
+      <w:proofErr w:type="gramEnd"/>
+      <w:r>
+        <w:rPr>
+          <w:rFonts w:hint="eastAsia"/>
+        </w:rPr>
+        <w:t>和计算成本低，仍是常用方法。</w:t>
+      </w:r>
+    </w:p>
+    <w:p>
+      <w:pPr>
+        <w:ind w:firstLine="420"/>
+      </w:pPr>
+      <w:r>
+        <w:rPr>
+          <w:rFonts w:hint="eastAsia"/>
+        </w:rPr>
+        <w:t>虽然时序预测模型在门诊量预测中表现良好，这些研究多基于历史就诊数据，重点放在提高预测精度上。缺点是：首先，大部分文献仅进行预测实验，缺乏将预测结果应用于实际挂号调度或系统管理的研究。其次，少有研究探讨多科室或全院层面的联合预测与调度；现有模型更多针对单一科室或整体量进行建模。第三，除气</w:t>
+      </w:r>
+      <w:proofErr w:type="gramStart"/>
+      <w:r>
+        <w:rPr>
+          <w:rFonts w:hint="eastAsia"/>
+        </w:rPr>
+        <w:t>象</w:t>
+      </w:r>
+      <w:proofErr w:type="gramEnd"/>
+      <w:r>
+        <w:rPr>
+          <w:rFonts w:hint="eastAsia"/>
+        </w:rPr>
+        <w:t>等因素外，其他突发事件（如流行病、政策变化）对预测的影响较少考虑。因此，未来研究可以探索将预测模型与挂号算法集成，如基于预测的排班调整、资源预留等策略，以实现更加智能的预约管理。</w:t>
+      </w:r>
+    </w:p>
+    <w:p/>
+    <w:p>
+      <w:pPr>
+        <w:pStyle w:val="t2"/>
+        <w:rPr>
+          <w:rFonts w:ascii="Times New Roman" w:hAnsi="Times New Roman"/>
+        </w:rPr>
+      </w:pPr>
+      <w:r>
+        <w:rPr>
+          <w:rFonts w:ascii="Times New Roman" w:hAnsi="Times New Roman" w:hint="eastAsia"/>
+        </w:rPr>
+        <w:t>五、</w:t>
+      </w:r>
+      <w:r>
+        <w:rPr>
+          <w:rFonts w:ascii="Times New Roman" w:hAnsi="Times New Roman" w:hint="eastAsia"/>
+        </w:rPr>
+        <w:t>质量管理与电子病历应用</w:t>
+      </w:r>
+    </w:p>
+    <w:p>
+      <w:pPr>
+        <w:ind w:firstLine="420"/>
+        <w:rPr>
+          <w:rFonts w:hint="eastAsia"/>
+        </w:rPr>
+      </w:pPr>
+      <w:r>
+        <w:rPr>
+          <w:rFonts w:hint="eastAsia"/>
+        </w:rPr>
+        <w:t>电子病历系统的建设和</w:t>
+      </w:r>
+      <w:proofErr w:type="gramStart"/>
+      <w:r>
+        <w:rPr>
+          <w:rFonts w:hint="eastAsia"/>
+        </w:rPr>
+        <w:t>质控</w:t>
+      </w:r>
+      <w:proofErr w:type="gramEnd"/>
+      <w:r>
+        <w:rPr>
+          <w:rFonts w:hint="eastAsia"/>
+        </w:rPr>
+        <w:t>是提升医疗质量的重要环节。许多研究关注结构化病历和智能质控系统的设计。夏大翔等（</w:t>
+      </w:r>
+      <w:r>
+        <w:rPr>
+          <w:rFonts w:hint="eastAsia"/>
+        </w:rPr>
+        <w:t>2025</w:t>
+      </w:r>
+      <w:r>
+        <w:rPr>
+          <w:rFonts w:hint="eastAsia"/>
+        </w:rPr>
+        <w:t>）利用自然语言处理技术和</w:t>
+      </w:r>
+      <w:proofErr w:type="gramStart"/>
+      <w:r>
+        <w:rPr>
+          <w:rFonts w:hint="eastAsia"/>
+        </w:rPr>
+        <w:t>微服务</w:t>
+      </w:r>
+      <w:proofErr w:type="gramEnd"/>
+      <w:r>
+        <w:rPr>
+          <w:rFonts w:hint="eastAsia"/>
+        </w:rPr>
+        <w:t>架构，开发了智能电子病历质控系统。该系统自动提取病历文本中的质量问题并生成建议，大大提高了质检效率。</w:t>
+      </w:r>
+      <w:proofErr w:type="gramStart"/>
+      <w:r>
+        <w:rPr>
+          <w:rFonts w:hint="eastAsia"/>
+        </w:rPr>
+        <w:t>秦虎等</w:t>
+      </w:r>
+      <w:proofErr w:type="gramEnd"/>
+      <w:r>
+        <w:rPr>
+          <w:rFonts w:hint="eastAsia"/>
+        </w:rPr>
+        <w:t>（</w:t>
+      </w:r>
+      <w:r>
+        <w:rPr>
+          <w:rFonts w:hint="eastAsia"/>
+        </w:rPr>
+        <w:t>2020</w:t>
+      </w:r>
+      <w:r>
+        <w:rPr>
+          <w:rFonts w:hint="eastAsia"/>
+        </w:rPr>
+        <w:t>）提出基于结构化电子病历的医疗质量管理系统，通过将病历模板标准化和信息化，实现闭环的质量监督与反馈（见文献列表）。毛戈等（</w:t>
+      </w:r>
+      <w:r>
+        <w:rPr>
+          <w:rFonts w:hint="eastAsia"/>
+        </w:rPr>
+        <w:t>2021</w:t>
+      </w:r>
+      <w:r>
+        <w:rPr>
+          <w:rFonts w:hint="eastAsia"/>
+        </w:rPr>
+        <w:t>）从智慧医院角度出发，对电子病历的应用场景和功能设计进行了探讨，强调结构化模板和移动端应用的价值（见文献列表）。叶勇（</w:t>
+      </w:r>
+      <w:r>
+        <w:rPr>
+          <w:rFonts w:hint="eastAsia"/>
+        </w:rPr>
+        <w:t>2022</w:t>
+      </w:r>
+      <w:r>
+        <w:rPr>
+          <w:rFonts w:hint="eastAsia"/>
+        </w:rPr>
+        <w:t>）的实践研究表明，建立基于结构化病历的质量管理体系，可以显著提升医疗质量评分和病历管理水平。此外，国外也有相关探索，如</w:t>
+      </w:r>
+      <w:r>
+        <w:rPr>
+          <w:rFonts w:hint="eastAsia"/>
+        </w:rPr>
+        <w:t>Choi</w:t>
+      </w:r>
+      <w:r>
+        <w:rPr>
+          <w:rFonts w:hint="eastAsia"/>
+        </w:rPr>
+        <w:t>等（</w:t>
+      </w:r>
+      <w:r>
+        <w:rPr>
+          <w:rFonts w:hint="eastAsia"/>
+        </w:rPr>
+        <w:t>2011</w:t>
+      </w:r>
+      <w:r>
+        <w:rPr>
+          <w:rFonts w:hint="eastAsia"/>
+        </w:rPr>
+        <w:t>）在三星医院实现了将几乎所有门诊设备数据导入电子病历的接口系统，大幅简化了工作流程，间接提高了质量管理效率。</w:t>
+      </w:r>
+    </w:p>
+    <w:p>
+      <w:pPr>
+        <w:ind w:firstLine="420"/>
+      </w:pPr>
+      <w:r>
+        <w:rPr>
+          <w:rFonts w:hint="eastAsia"/>
+        </w:rPr>
+        <w:t>这些文献重视病历数据的结构化和自动化质控，但也存在局限。首先，许多研究主要针对数据采集和</w:t>
+      </w:r>
+      <w:proofErr w:type="gramStart"/>
+      <w:r>
+        <w:rPr>
+          <w:rFonts w:hint="eastAsia"/>
+        </w:rPr>
+        <w:t>质控</w:t>
+      </w:r>
+      <w:proofErr w:type="gramEnd"/>
+      <w:r>
+        <w:rPr>
+          <w:rFonts w:hint="eastAsia"/>
+        </w:rPr>
+        <w:t>方法，系统各组件之间互联互通、用户体验等方面考虑较少。其次，对医疗质量管理的系统研究多聚焦纸上设计或小规模试点，缺乏</w:t>
+      </w:r>
+      <w:proofErr w:type="gramStart"/>
+      <w:r>
+        <w:rPr>
+          <w:rFonts w:hint="eastAsia"/>
+        </w:rPr>
+        <w:t>跨医院</w:t>
+      </w:r>
+      <w:proofErr w:type="gramEnd"/>
+      <w:r>
+        <w:rPr>
+          <w:rFonts w:hint="eastAsia"/>
+        </w:rPr>
+        <w:t>的大规模验证。另外，现有研究往往独立于挂号和预测模块，未能形成从挂号到就诊的全流程质量监控闭环。如要实现门诊挂号与病历的一体化管理，需在系统中贯通预约信息和病历记录，并利用预测结果指导质量规划，但目前文献中尚未</w:t>
+      </w:r>
+      <w:proofErr w:type="gramStart"/>
+      <w:r>
+        <w:rPr>
+          <w:rFonts w:hint="eastAsia"/>
+        </w:rPr>
+        <w:t>见相关</w:t>
+      </w:r>
+      <w:proofErr w:type="gramEnd"/>
+      <w:r>
+        <w:rPr>
+          <w:rFonts w:hint="eastAsia"/>
+        </w:rPr>
+        <w:t>综合研究。因此，本综述提出应探索将实时挂号信息和历史质控数据结合，对资源安排进行动态调整，以进一步提升医疗质量</w:t>
+      </w:r>
+    </w:p>
+    <w:p/>
+    <w:p>
+      <w:pPr>
+        <w:pStyle w:val="t2"/>
+        <w:rPr>
+          <w:rFonts w:ascii="Times New Roman" w:hAnsi="Times New Roman"/>
+        </w:rPr>
+      </w:pPr>
+      <w:r>
+        <w:rPr>
+          <w:rFonts w:ascii="Times New Roman" w:hAnsi="Times New Roman" w:hint="eastAsia"/>
+        </w:rPr>
+        <w:lastRenderedPageBreak/>
+        <w:t>六、</w:t>
+      </w:r>
+      <w:r>
+        <w:rPr>
+          <w:rFonts w:ascii="Times New Roman" w:hAnsi="Times New Roman" w:hint="eastAsia"/>
+        </w:rPr>
+        <w:t>评价与研究展望</w:t>
+      </w:r>
+    </w:p>
+    <w:p>
+      <w:pPr>
+        <w:ind w:firstLine="420"/>
+        <w:rPr>
+          <w:rFonts w:hint="eastAsia"/>
+        </w:rPr>
+      </w:pPr>
+      <w:r>
+        <w:rPr>
+          <w:rFonts w:hint="eastAsia"/>
+        </w:rPr>
+        <w:t>综上所述，现有文献在系统架构、预约调度、时序预测及质量管理等方面各有所长：多数系统采用</w:t>
+      </w:r>
+      <w:r>
+        <w:rPr>
+          <w:rFonts w:hint="eastAsia"/>
+        </w:rPr>
+        <w:t>Spring Boot</w:t>
+      </w:r>
+      <w:r>
+        <w:rPr>
+          <w:rFonts w:hint="eastAsia"/>
+        </w:rPr>
+        <w:t>等现代框架构建</w:t>
+      </w:r>
+      <w:proofErr w:type="gramStart"/>
+      <w:r>
+        <w:rPr>
+          <w:rFonts w:hint="eastAsia"/>
+        </w:rPr>
+        <w:t>微服务</w:t>
+      </w:r>
+      <w:proofErr w:type="gramEnd"/>
+      <w:r>
+        <w:rPr>
+          <w:rFonts w:hint="eastAsia"/>
+        </w:rPr>
+        <w:t>架构，提升了平台的可扩展性和稳定性；预约系统利用移动互联网技术（</w:t>
+      </w:r>
+      <w:proofErr w:type="gramStart"/>
+      <w:r>
+        <w:rPr>
+          <w:rFonts w:hint="eastAsia"/>
+        </w:rPr>
+        <w:t>如微信小</w:t>
+      </w:r>
+      <w:proofErr w:type="gramEnd"/>
+      <w:r>
+        <w:rPr>
+          <w:rFonts w:hint="eastAsia"/>
+        </w:rPr>
+        <w:t>程序）改善了患者体验；时序预测模型（如</w:t>
+      </w:r>
+      <w:r>
+        <w:rPr>
+          <w:rFonts w:hint="eastAsia"/>
+        </w:rPr>
+        <w:t>ARIMA/ARIMAX</w:t>
+      </w:r>
+      <w:r>
+        <w:rPr>
+          <w:rFonts w:hint="eastAsia"/>
+        </w:rPr>
+        <w:t>）在预测门诊量上效果显著；结构化电子病历与智能质</w:t>
+      </w:r>
+      <w:proofErr w:type="gramStart"/>
+      <w:r>
+        <w:rPr>
+          <w:rFonts w:hint="eastAsia"/>
+        </w:rPr>
+        <w:t>控提高</w:t>
+      </w:r>
+      <w:proofErr w:type="gramEnd"/>
+      <w:r>
+        <w:rPr>
+          <w:rFonts w:hint="eastAsia"/>
+        </w:rPr>
+        <w:t>了病历质量和医疗安全。然而，这些研究往往各自为政，缺乏整体集成。目前很少有文献将时序预测与挂号调度、电子病历管理相结合。例如，将预测的门诊</w:t>
+      </w:r>
+      <w:proofErr w:type="gramStart"/>
+      <w:r>
+        <w:rPr>
+          <w:rFonts w:hint="eastAsia"/>
+        </w:rPr>
+        <w:t>量用于</w:t>
+      </w:r>
+      <w:proofErr w:type="gramEnd"/>
+      <w:r>
+        <w:rPr>
+          <w:rFonts w:hint="eastAsia"/>
+        </w:rPr>
+        <w:t>指导医生排班和挂号分配、并实时更新病历系统的调度算法。这一方面体现了现有研究的空白，也体现了集成系统设计的复杂性和挑战。</w:t>
+      </w:r>
+    </w:p>
+    <w:p>
+      <w:pPr>
+        <w:ind w:firstLine="420"/>
+      </w:pPr>
+      <w:r>
+        <w:rPr>
+          <w:rFonts w:hint="eastAsia"/>
+        </w:rPr>
+        <w:t>未来研究应更多关注跨领域融合，将预测结果无缝接入智能管理系统。具体而言，可以探索利用预测门诊量来优化挂号策略和医生排班，使得系统能够根据预测自动平衡医生资源；同时，将预约信息及时反馈给病历系统，用于提前准备诊疗方案。系统架构方面，应用</w:t>
+      </w:r>
+      <w:proofErr w:type="gramStart"/>
+      <w:r>
+        <w:rPr>
+          <w:rFonts w:hint="eastAsia"/>
+        </w:rPr>
+        <w:t>微服务</w:t>
+      </w:r>
+      <w:proofErr w:type="gramEnd"/>
+      <w:r>
+        <w:rPr>
+          <w:rFonts w:hint="eastAsia"/>
+        </w:rPr>
+        <w:t>理念实现预测模块与业务模块的解耦部署，在保持系统灵活性的同时支持预测模型更新。另外，应充分考虑用户体验和数据安全等问题，确保预约流程和病历管理的可靠性。通过文献综述可以看出，基于时序预测的一体化门诊挂号与病历管理系统兼具理论意义和实践价值，将推动医院智慧化服务和医疗质量提升。综述中提到的研究成果与不足均为本课题设计实现提供了参考：一方面借鉴现有系统的技术方案和优化策略，另一方面明确了将时序预测融入系统的创新点。由此可见，本文所设计的基于时序预测的门诊挂号与电子病历一体化管理系统具有重要的研究意义和应用潜力。</w:t>
+      </w:r>
+    </w:p>
+    <w:p/>
+    <w:p>
+      <w:pPr>
+        <w:pStyle w:val="t2"/>
+        <w:rPr>
+          <w:rFonts w:ascii="Times New Roman" w:hAnsi="Times New Roman"/>
+        </w:rPr>
+      </w:pPr>
+      <w:r>
+        <w:rPr>
+          <w:rFonts w:ascii="Times New Roman" w:hAnsi="Times New Roman" w:hint="eastAsia"/>
+        </w:rPr>
+        <w:t>参考文献</w:t>
+      </w:r>
+    </w:p>
+    <w:p>
+      <w:pPr>
+        <w:pStyle w:val="a9"/>
+      </w:pPr>
+      <w:r>
+        <w:rPr>
+          <w:rFonts w:hint="eastAsia"/>
+        </w:rPr>
+        <w:t xml:space="preserve">[1] </w:t>
+      </w:r>
+      <w:r>
+        <w:rPr>
+          <w:rFonts w:hint="eastAsia"/>
+        </w:rPr>
+        <w:t>夏大翔</w:t>
+      </w:r>
+      <w:r>
+        <w:rPr>
+          <w:rFonts w:hint="eastAsia"/>
+        </w:rPr>
+        <w:t xml:space="preserve">, </w:t>
+      </w:r>
+      <w:proofErr w:type="gramStart"/>
+      <w:r>
+        <w:rPr>
+          <w:rFonts w:hint="eastAsia"/>
+        </w:rPr>
+        <w:t>张帧</w:t>
+      </w:r>
+      <w:proofErr w:type="gramEnd"/>
+      <w:r>
+        <w:rPr>
+          <w:rFonts w:hint="eastAsia"/>
+        </w:rPr>
+        <w:t xml:space="preserve">, </w:t>
+      </w:r>
+      <w:r>
+        <w:rPr>
+          <w:rFonts w:hint="eastAsia"/>
+        </w:rPr>
+        <w:t>张贝贝</w:t>
+      </w:r>
+      <w:r>
+        <w:rPr>
+          <w:rFonts w:hint="eastAsia"/>
+        </w:rPr>
+        <w:t xml:space="preserve">, </w:t>
+      </w:r>
+      <w:r>
+        <w:rPr>
+          <w:rFonts w:hint="eastAsia"/>
+        </w:rPr>
+        <w:t>等</w:t>
+      </w:r>
+      <w:r>
+        <w:rPr>
+          <w:rFonts w:hint="eastAsia"/>
+        </w:rPr>
+        <w:t xml:space="preserve">. </w:t>
+      </w:r>
+      <w:r>
+        <w:rPr>
+          <w:rFonts w:hint="eastAsia"/>
+        </w:rPr>
+        <w:t>基于</w:t>
+      </w:r>
+      <w:proofErr w:type="gramStart"/>
+      <w:r>
+        <w:rPr>
+          <w:rFonts w:hint="eastAsia"/>
+        </w:rPr>
+        <w:t>微服务</w:t>
+      </w:r>
+      <w:proofErr w:type="gramEnd"/>
+      <w:r>
+        <w:rPr>
+          <w:rFonts w:hint="eastAsia"/>
+        </w:rPr>
+        <w:t>架构的电子病历智能内涵质控系统建设实践</w:t>
+      </w:r>
+      <w:r>
+        <w:rPr>
+          <w:rFonts w:hint="eastAsia"/>
+        </w:rPr>
+        <w:t xml:space="preserve">[J]. </w:t>
+      </w:r>
+      <w:r>
+        <w:rPr>
+          <w:rFonts w:hint="eastAsia"/>
+        </w:rPr>
+        <w:t>中国卫生信息管理杂志</w:t>
+      </w:r>
+      <w:r>
+        <w:rPr>
+          <w:rFonts w:hint="eastAsia"/>
+        </w:rPr>
+        <w:t>, 2025, 22(05): 695-701.</w:t>
+      </w:r>
+    </w:p>
+    <w:p/>
+    <w:p>
+      <w:pPr>
+        <w:pStyle w:val="a9"/>
+      </w:pPr>
+      <w:r>
+        <w:rPr>
+          <w:rFonts w:hint="eastAsia"/>
+        </w:rPr>
+        <w:t xml:space="preserve">[2] </w:t>
+      </w:r>
+      <w:proofErr w:type="gramStart"/>
+      <w:r>
+        <w:rPr>
+          <w:rFonts w:hint="eastAsia"/>
+        </w:rPr>
+        <w:t>徐锡武</w:t>
+      </w:r>
+      <w:proofErr w:type="gramEnd"/>
+      <w:r>
+        <w:rPr>
+          <w:rFonts w:hint="eastAsia"/>
+        </w:rPr>
+        <w:t xml:space="preserve">, </w:t>
+      </w:r>
+      <w:r>
+        <w:rPr>
+          <w:rFonts w:hint="eastAsia"/>
+        </w:rPr>
+        <w:t>张静</w:t>
+      </w:r>
+      <w:r>
+        <w:rPr>
+          <w:rFonts w:hint="eastAsia"/>
+        </w:rPr>
+        <w:t xml:space="preserve">, </w:t>
+      </w:r>
+      <w:r>
+        <w:rPr>
+          <w:rFonts w:hint="eastAsia"/>
+        </w:rPr>
+        <w:t>蒋蕴雅</w:t>
+      </w:r>
+      <w:r>
+        <w:rPr>
+          <w:rFonts w:hint="eastAsia"/>
+        </w:rPr>
+        <w:t xml:space="preserve">, </w:t>
+      </w:r>
+      <w:r>
+        <w:rPr>
+          <w:rFonts w:hint="eastAsia"/>
+        </w:rPr>
+        <w:t>等</w:t>
+      </w:r>
+      <w:r>
+        <w:rPr>
+          <w:rFonts w:hint="eastAsia"/>
+        </w:rPr>
+        <w:t xml:space="preserve">. </w:t>
+      </w:r>
+      <w:r>
+        <w:rPr>
+          <w:rFonts w:hint="eastAsia"/>
+        </w:rPr>
+        <w:t>推行门诊电子病历的实践与思考</w:t>
+      </w:r>
+      <w:r>
+        <w:rPr>
+          <w:rFonts w:hint="eastAsia"/>
+        </w:rPr>
+        <w:t xml:space="preserve">[J]. </w:t>
+      </w:r>
+      <w:r>
+        <w:rPr>
+          <w:rFonts w:hint="eastAsia"/>
+        </w:rPr>
+        <w:t>中国卫生质量管理</w:t>
+      </w:r>
+      <w:r>
+        <w:rPr>
+          <w:rFonts w:hint="eastAsia"/>
+        </w:rPr>
+        <w:t xml:space="preserve">, 2021, 28(06): 10-13. </w:t>
+      </w:r>
+      <w:proofErr w:type="gramStart"/>
+      <w:r>
+        <w:rPr>
+          <w:rFonts w:hint="eastAsia"/>
+        </w:rPr>
+        <w:t>DOI:10.13912/j.cnki.chqm</w:t>
+      </w:r>
+      <w:proofErr w:type="gramEnd"/>
+      <w:r>
+        <w:rPr>
+          <w:rFonts w:hint="eastAsia"/>
+        </w:rPr>
+        <w:t>.2021.28.6.03.</w:t>
+      </w:r>
+    </w:p>
+    <w:p>
+      <w:pPr>
+        <w:pStyle w:val="a9"/>
+      </w:pPr>
+    </w:p>
+    <w:p>
+      <w:pPr>
+        <w:pStyle w:val="a9"/>
+      </w:pPr>
+      <w:r>
+        <w:t xml:space="preserve">[3] Bindu S, Ashok K, Krishnamurthy K, et al. </w:t>
+      </w:r>
+      <w:proofErr w:type="spellStart"/>
+      <w:r>
+        <w:t>ClinicCare</w:t>
+      </w:r>
+      <w:proofErr w:type="spellEnd"/>
+      <w:r>
+        <w:t xml:space="preserve"> Manager: An Efficient Electronic Health Record (EHR) and Healthcare Management System Using Spring Boot and React[J]. 2024 International Conference on IoT Based Control Networks and Intelligent Systems (ICICNIS), 2024: 1464-1470. DOI:10.1109/icicnis64247.2024.10823253.</w:t>
+      </w:r>
+    </w:p>
+    <w:p>
+      <w:pPr>
+        <w:pStyle w:val="a9"/>
+      </w:pPr>
+    </w:p>
+    <w:p>
+      <w:pPr>
+        <w:pStyle w:val="a9"/>
+      </w:pPr>
+      <w:r>
+        <w:rPr>
+          <w:rFonts w:hint="eastAsia"/>
+        </w:rPr>
+        <w:t xml:space="preserve">[4] </w:t>
+      </w:r>
+      <w:proofErr w:type="gramStart"/>
+      <w:r>
+        <w:rPr>
+          <w:rFonts w:hint="eastAsia"/>
+        </w:rPr>
+        <w:t>秦虎</w:t>
+      </w:r>
+      <w:proofErr w:type="gramEnd"/>
+      <w:r>
+        <w:rPr>
+          <w:rFonts w:hint="eastAsia"/>
+        </w:rPr>
+        <w:t xml:space="preserve">, </w:t>
+      </w:r>
+      <w:r>
+        <w:rPr>
+          <w:rFonts w:hint="eastAsia"/>
+        </w:rPr>
+        <w:t>时艳博</w:t>
+      </w:r>
+      <w:r>
+        <w:rPr>
+          <w:rFonts w:hint="eastAsia"/>
+        </w:rPr>
+        <w:t xml:space="preserve">, </w:t>
+      </w:r>
+      <w:proofErr w:type="gramStart"/>
+      <w:r>
+        <w:rPr>
+          <w:rFonts w:hint="eastAsia"/>
+        </w:rPr>
+        <w:t>王帅同</w:t>
+      </w:r>
+      <w:proofErr w:type="gramEnd"/>
+      <w:r>
+        <w:rPr>
+          <w:rFonts w:hint="eastAsia"/>
+        </w:rPr>
+        <w:t xml:space="preserve">. </w:t>
+      </w:r>
+      <w:r>
+        <w:rPr>
+          <w:rFonts w:hint="eastAsia"/>
+        </w:rPr>
+        <w:t>基于结构化电子病历的医疗质量管理系统应用研究</w:t>
+      </w:r>
+      <w:r>
+        <w:rPr>
+          <w:rFonts w:hint="eastAsia"/>
+        </w:rPr>
+        <w:t xml:space="preserve">[J]. </w:t>
+      </w:r>
+      <w:r>
+        <w:rPr>
+          <w:rFonts w:hint="eastAsia"/>
+        </w:rPr>
+        <w:t>中国数字医学</w:t>
+      </w:r>
+      <w:r>
+        <w:rPr>
+          <w:rFonts w:hint="eastAsia"/>
+        </w:rPr>
+        <w:t>, 2020, 15(02): 13-14+17.</w:t>
+      </w:r>
+    </w:p>
+    <w:p>
+      <w:pPr>
+        <w:pStyle w:val="a9"/>
+      </w:pPr>
+    </w:p>
+    <w:p>
+      <w:pPr>
+        <w:pStyle w:val="a9"/>
+      </w:pPr>
+      <w:r>
+        <w:rPr>
+          <w:rFonts w:hint="eastAsia"/>
+        </w:rPr>
+        <w:t xml:space="preserve">[5] </w:t>
+      </w:r>
+      <w:r>
+        <w:rPr>
+          <w:rFonts w:hint="eastAsia"/>
+        </w:rPr>
+        <w:t>毛戈</w:t>
+      </w:r>
+      <w:r>
+        <w:rPr>
+          <w:rFonts w:hint="eastAsia"/>
+        </w:rPr>
+        <w:t xml:space="preserve">, </w:t>
+      </w:r>
+      <w:r>
+        <w:rPr>
+          <w:rFonts w:hint="eastAsia"/>
+        </w:rPr>
+        <w:t>李晶</w:t>
+      </w:r>
+      <w:r>
+        <w:rPr>
+          <w:rFonts w:hint="eastAsia"/>
+        </w:rPr>
+        <w:t xml:space="preserve">, </w:t>
+      </w:r>
+      <w:r>
+        <w:rPr>
+          <w:rFonts w:hint="eastAsia"/>
+        </w:rPr>
+        <w:t>姚弘毅</w:t>
+      </w:r>
+      <w:r>
+        <w:rPr>
+          <w:rFonts w:hint="eastAsia"/>
+        </w:rPr>
+        <w:t xml:space="preserve">. </w:t>
+      </w:r>
+      <w:r>
+        <w:rPr>
+          <w:rFonts w:hint="eastAsia"/>
+        </w:rPr>
+        <w:t>基于智慧医院的电子病历应用和设计</w:t>
+      </w:r>
+      <w:r>
+        <w:rPr>
+          <w:rFonts w:hint="eastAsia"/>
+        </w:rPr>
+        <w:t xml:space="preserve">[J]. </w:t>
+      </w:r>
+      <w:r>
+        <w:rPr>
+          <w:rFonts w:hint="eastAsia"/>
+        </w:rPr>
+        <w:t>湖北大学学报</w:t>
+      </w:r>
+      <w:r>
+        <w:rPr>
+          <w:rFonts w:hint="eastAsia"/>
+        </w:rPr>
+        <w:t>(</w:t>
+      </w:r>
+      <w:r>
+        <w:rPr>
+          <w:rFonts w:hint="eastAsia"/>
+        </w:rPr>
+        <w:t>自然科学版</w:t>
+      </w:r>
+      <w:r>
+        <w:rPr>
+          <w:rFonts w:hint="eastAsia"/>
+        </w:rPr>
+        <w:t>), 2021, 43(06): 706-712.</w:t>
+      </w:r>
+    </w:p>
+    <w:p>
+      <w:pPr>
+        <w:pStyle w:val="a9"/>
+      </w:pPr>
+    </w:p>
+    <w:p>
+      <w:pPr>
+        <w:pStyle w:val="a9"/>
+      </w:pPr>
+      <w:r>
+        <w:rPr>
+          <w:rFonts w:hint="eastAsia"/>
+        </w:rPr>
+        <w:t xml:space="preserve">[6] </w:t>
+      </w:r>
+      <w:r>
+        <w:rPr>
+          <w:rFonts w:hint="eastAsia"/>
+        </w:rPr>
+        <w:t>胡小勇</w:t>
+      </w:r>
+      <w:r>
+        <w:rPr>
+          <w:rFonts w:hint="eastAsia"/>
+        </w:rPr>
+        <w:t xml:space="preserve">. </w:t>
+      </w:r>
+      <w:r>
+        <w:rPr>
+          <w:rFonts w:hint="eastAsia"/>
+        </w:rPr>
+        <w:t>基于</w:t>
+      </w:r>
+      <w:proofErr w:type="spellStart"/>
+      <w:r>
+        <w:rPr>
+          <w:rFonts w:hint="eastAsia"/>
+        </w:rPr>
+        <w:t>SpringBoot</w:t>
+      </w:r>
+      <w:proofErr w:type="spellEnd"/>
+      <w:r>
+        <w:rPr>
+          <w:rFonts w:hint="eastAsia"/>
+        </w:rPr>
+        <w:t>的医院门诊管理信息系统的设计与实现</w:t>
+      </w:r>
+      <w:r>
+        <w:rPr>
+          <w:rFonts w:hint="eastAsia"/>
+        </w:rPr>
+        <w:t xml:space="preserve">[D]. </w:t>
+      </w:r>
+      <w:r>
+        <w:rPr>
+          <w:rFonts w:hint="eastAsia"/>
+        </w:rPr>
+        <w:t>华中科技大学</w:t>
+      </w:r>
+      <w:r>
+        <w:rPr>
+          <w:rFonts w:hint="eastAsia"/>
+        </w:rPr>
+        <w:t xml:space="preserve">, 2021. </w:t>
+      </w:r>
+      <w:proofErr w:type="gramStart"/>
+      <w:r>
+        <w:rPr>
+          <w:rFonts w:hint="eastAsia"/>
+        </w:rPr>
+        <w:t>DOI:10.27157/d.cnki.ghzku</w:t>
+      </w:r>
+      <w:proofErr w:type="gramEnd"/>
+      <w:r>
+        <w:rPr>
+          <w:rFonts w:hint="eastAsia"/>
+        </w:rPr>
+        <w:t>.2021.001118.</w:t>
+      </w:r>
+    </w:p>
+    <w:p>
+      <w:pPr>
+        <w:pStyle w:val="a9"/>
+      </w:pPr>
+    </w:p>
+    <w:p>
+      <w:pPr>
+        <w:pStyle w:val="a9"/>
+      </w:pPr>
+      <w:r>
+        <w:rPr>
+          <w:rFonts w:hint="eastAsia"/>
+        </w:rPr>
+        <w:t xml:space="preserve">[7] </w:t>
+      </w:r>
+      <w:r>
+        <w:rPr>
+          <w:rFonts w:hint="eastAsia"/>
+        </w:rPr>
+        <w:t>冯尘尘</w:t>
+      </w:r>
+      <w:r>
+        <w:rPr>
+          <w:rFonts w:hint="eastAsia"/>
+        </w:rPr>
+        <w:t xml:space="preserve">, </w:t>
+      </w:r>
+      <w:r>
+        <w:rPr>
+          <w:rFonts w:hint="eastAsia"/>
+        </w:rPr>
+        <w:t>张欣莉</w:t>
+      </w:r>
+      <w:r>
+        <w:rPr>
+          <w:rFonts w:hint="eastAsia"/>
+        </w:rPr>
+        <w:t xml:space="preserve">, </w:t>
+      </w:r>
+      <w:r>
+        <w:rPr>
+          <w:rFonts w:hint="eastAsia"/>
+        </w:rPr>
+        <w:t>刘嘉怡</w:t>
+      </w:r>
+      <w:r>
+        <w:rPr>
+          <w:rFonts w:hint="eastAsia"/>
+        </w:rPr>
+        <w:t xml:space="preserve">, </w:t>
+      </w:r>
+      <w:r>
+        <w:rPr>
+          <w:rFonts w:hint="eastAsia"/>
+        </w:rPr>
+        <w:t>等</w:t>
+      </w:r>
+      <w:r>
+        <w:rPr>
+          <w:rFonts w:hint="eastAsia"/>
+        </w:rPr>
+        <w:t xml:space="preserve">. </w:t>
+      </w:r>
+      <w:r>
+        <w:rPr>
+          <w:rFonts w:hint="eastAsia"/>
+        </w:rPr>
+        <w:t>国内外门诊预约挂号调度系统研究进展</w:t>
+      </w:r>
+      <w:r>
+        <w:rPr>
+          <w:rFonts w:hint="eastAsia"/>
+        </w:rPr>
+        <w:t xml:space="preserve">[J]. </w:t>
+      </w:r>
+      <w:r>
+        <w:rPr>
+          <w:rFonts w:hint="eastAsia"/>
+        </w:rPr>
+        <w:t>西南国防医药</w:t>
+      </w:r>
+      <w:r>
+        <w:rPr>
+          <w:rFonts w:hint="eastAsia"/>
+        </w:rPr>
+        <w:t>, 2021, 31(03): 265-268.</w:t>
+      </w:r>
+    </w:p>
+    <w:p>
+      <w:pPr>
+        <w:pStyle w:val="a9"/>
+      </w:pPr>
+    </w:p>
+    <w:p>
+      <w:pPr>
+        <w:pStyle w:val="a9"/>
+      </w:pPr>
+      <w:r>
+        <w:rPr>
+          <w:rFonts w:hint="eastAsia"/>
+        </w:rPr>
+        <w:t xml:space="preserve">[8] </w:t>
+      </w:r>
+      <w:r>
+        <w:rPr>
+          <w:rFonts w:hint="eastAsia"/>
+        </w:rPr>
+        <w:t>林海</w:t>
+      </w:r>
+      <w:proofErr w:type="gramStart"/>
+      <w:r>
+        <w:rPr>
+          <w:rFonts w:hint="eastAsia"/>
+        </w:rPr>
+        <w:t>祥</w:t>
+      </w:r>
+      <w:proofErr w:type="gramEnd"/>
+      <w:r>
+        <w:rPr>
+          <w:rFonts w:hint="eastAsia"/>
+        </w:rPr>
+        <w:t xml:space="preserve">. </w:t>
+      </w:r>
+      <w:r>
+        <w:rPr>
+          <w:rFonts w:hint="eastAsia"/>
+        </w:rPr>
+        <w:t>电子病历设计与应用——以厦门市仙</w:t>
+      </w:r>
+      <w:proofErr w:type="gramStart"/>
+      <w:r>
+        <w:rPr>
+          <w:rFonts w:hint="eastAsia"/>
+        </w:rPr>
+        <w:t>岳医院</w:t>
+      </w:r>
+      <w:proofErr w:type="gramEnd"/>
+      <w:r>
+        <w:rPr>
+          <w:rFonts w:hint="eastAsia"/>
+        </w:rPr>
+        <w:t>为例</w:t>
+      </w:r>
+      <w:r>
+        <w:rPr>
+          <w:rFonts w:hint="eastAsia"/>
+        </w:rPr>
+        <w:t xml:space="preserve">[J]. </w:t>
+      </w:r>
+      <w:r>
+        <w:rPr>
+          <w:rFonts w:hint="eastAsia"/>
+        </w:rPr>
+        <w:t>中国信息界</w:t>
+      </w:r>
+      <w:r>
+        <w:rPr>
+          <w:rFonts w:hint="eastAsia"/>
+        </w:rPr>
+        <w:t xml:space="preserve">, 2024, (03): </w:t>
+      </w:r>
+      <w:r>
+        <w:rPr>
+          <w:rFonts w:hint="eastAsia"/>
+        </w:rPr>
+        <w:lastRenderedPageBreak/>
+        <w:t>20-22.</w:t>
+      </w:r>
+    </w:p>
+    <w:p>
+      <w:pPr>
+        <w:pStyle w:val="a9"/>
+      </w:pPr>
+    </w:p>
+    <w:p>
+      <w:pPr>
+        <w:pStyle w:val="a9"/>
+      </w:pPr>
+      <w:r>
+        <w:rPr>
+          <w:rFonts w:hint="eastAsia"/>
+        </w:rPr>
+        <w:t xml:space="preserve">[9] </w:t>
+      </w:r>
+      <w:r>
+        <w:rPr>
+          <w:rFonts w:hint="eastAsia"/>
+        </w:rPr>
+        <w:t>许辉</w:t>
+      </w:r>
+      <w:r>
+        <w:rPr>
+          <w:rFonts w:hint="eastAsia"/>
+        </w:rPr>
+        <w:t xml:space="preserve">, </w:t>
+      </w:r>
+      <w:r>
+        <w:rPr>
+          <w:rFonts w:hint="eastAsia"/>
+        </w:rPr>
+        <w:t>张志霞</w:t>
+      </w:r>
+      <w:r>
+        <w:rPr>
+          <w:rFonts w:hint="eastAsia"/>
+        </w:rPr>
+        <w:t xml:space="preserve">, </w:t>
+      </w:r>
+      <w:r>
+        <w:rPr>
+          <w:rFonts w:hint="eastAsia"/>
+        </w:rPr>
+        <w:t>方鹏骞</w:t>
+      </w:r>
+      <w:r>
+        <w:rPr>
+          <w:rFonts w:hint="eastAsia"/>
+        </w:rPr>
+        <w:t xml:space="preserve">. </w:t>
+      </w:r>
+      <w:r>
+        <w:rPr>
+          <w:rFonts w:hint="eastAsia"/>
+        </w:rPr>
+        <w:t>智慧化医院视角下公立医院门诊服务流程管理及其优化策略</w:t>
+      </w:r>
+      <w:r>
+        <w:rPr>
+          <w:rFonts w:hint="eastAsia"/>
+        </w:rPr>
+        <w:t xml:space="preserve">[J]. </w:t>
+      </w:r>
+      <w:r>
+        <w:rPr>
+          <w:rFonts w:hint="eastAsia"/>
+        </w:rPr>
+        <w:t>中国医院</w:t>
+      </w:r>
+      <w:r>
+        <w:rPr>
+          <w:rFonts w:hint="eastAsia"/>
+        </w:rPr>
+        <w:t xml:space="preserve">, 2024, 28(11): 85-89. </w:t>
+      </w:r>
+      <w:proofErr w:type="gramStart"/>
+      <w:r>
+        <w:rPr>
+          <w:rFonts w:hint="eastAsia"/>
+        </w:rPr>
+        <w:t>DOI:10.19660/j.issn</w:t>
+      </w:r>
+      <w:proofErr w:type="gramEnd"/>
+      <w:r>
+        <w:rPr>
+          <w:rFonts w:hint="eastAsia"/>
+        </w:rPr>
+        <w:t>.1671-0592.2024.11.19.</w:t>
+      </w:r>
+    </w:p>
+    <w:p>
+      <w:pPr>
+        <w:pStyle w:val="a9"/>
+      </w:pPr>
+    </w:p>
+    <w:p>
+      <w:pPr>
+        <w:pStyle w:val="a9"/>
+      </w:pPr>
+      <w:r>
+        <w:rPr>
+          <w:rFonts w:hint="eastAsia"/>
+        </w:rPr>
+        <w:t xml:space="preserve">[10] </w:t>
+      </w:r>
+      <w:r>
+        <w:rPr>
+          <w:rFonts w:hint="eastAsia"/>
+        </w:rPr>
+        <w:t>张强</w:t>
+      </w:r>
+      <w:r>
+        <w:rPr>
+          <w:rFonts w:hint="eastAsia"/>
+        </w:rPr>
+        <w:t xml:space="preserve">. </w:t>
+      </w:r>
+      <w:r>
+        <w:rPr>
+          <w:rFonts w:hint="eastAsia"/>
+        </w:rPr>
+        <w:t>我国智慧医院发展情况与趋势分析</w:t>
+      </w:r>
+      <w:r>
+        <w:rPr>
+          <w:rFonts w:hint="eastAsia"/>
+        </w:rPr>
+        <w:t xml:space="preserve">[J]. </w:t>
+      </w:r>
+      <w:r>
+        <w:rPr>
+          <w:rFonts w:hint="eastAsia"/>
+        </w:rPr>
+        <w:t>中国医院建筑与装备</w:t>
+      </w:r>
+      <w:r>
+        <w:rPr>
+          <w:rFonts w:hint="eastAsia"/>
+        </w:rPr>
+        <w:t>, 2022, 23(08): 50-54.</w:t>
+      </w:r>
+    </w:p>
+    <w:p>
+      <w:pPr>
+        <w:pStyle w:val="a9"/>
+      </w:pPr>
+    </w:p>
+    <w:p>
+      <w:pPr>
+        <w:pStyle w:val="a9"/>
+      </w:pPr>
+      <w:r>
+        <w:rPr>
+          <w:rFonts w:hint="eastAsia"/>
+        </w:rPr>
+        <w:t xml:space="preserve">[11] </w:t>
+      </w:r>
+      <w:r>
+        <w:rPr>
+          <w:rFonts w:hint="eastAsia"/>
+        </w:rPr>
+        <w:t>李宝</w:t>
+      </w:r>
+      <w:r>
+        <w:rPr>
+          <w:rFonts w:hint="eastAsia"/>
+        </w:rPr>
+        <w:t xml:space="preserve">, </w:t>
+      </w:r>
+      <w:r>
+        <w:rPr>
+          <w:rFonts w:hint="eastAsia"/>
+        </w:rPr>
+        <w:t>路雅</w:t>
+      </w:r>
+      <w:r>
+        <w:rPr>
+          <w:rFonts w:hint="eastAsia"/>
+        </w:rPr>
+        <w:t xml:space="preserve">. </w:t>
+      </w:r>
+      <w:proofErr w:type="gramStart"/>
+      <w:r>
+        <w:rPr>
+          <w:rFonts w:hint="eastAsia"/>
+        </w:rPr>
+        <w:t>基于微信小</w:t>
+      </w:r>
+      <w:proofErr w:type="gramEnd"/>
+      <w:r>
+        <w:rPr>
+          <w:rFonts w:hint="eastAsia"/>
+        </w:rPr>
+        <w:t>程序的预约挂号系统设计与实现</w:t>
+      </w:r>
+      <w:r>
+        <w:rPr>
+          <w:rFonts w:hint="eastAsia"/>
+        </w:rPr>
+        <w:t xml:space="preserve">[J]. </w:t>
+      </w:r>
+      <w:r>
+        <w:rPr>
+          <w:rFonts w:hint="eastAsia"/>
+        </w:rPr>
+        <w:t>电子设计工程</w:t>
+      </w:r>
+      <w:r>
+        <w:rPr>
+          <w:rFonts w:hint="eastAsia"/>
+        </w:rPr>
+        <w:t>, 2024, 32(18): 32-36. DOI:10.14022/</w:t>
+      </w:r>
+      <w:proofErr w:type="gramStart"/>
+      <w:r>
+        <w:rPr>
+          <w:rFonts w:hint="eastAsia"/>
+        </w:rPr>
+        <w:t>j.issn</w:t>
+      </w:r>
+      <w:proofErr w:type="gramEnd"/>
+      <w:r>
+        <w:rPr>
+          <w:rFonts w:hint="eastAsia"/>
+        </w:rPr>
+        <w:t>1674-6236.2024.18.007.</w:t>
+      </w:r>
+    </w:p>
+    <w:p>
+      <w:pPr>
+        <w:pStyle w:val="a9"/>
+      </w:pPr>
+    </w:p>
+    <w:p>
+      <w:pPr>
+        <w:pStyle w:val="a9"/>
+      </w:pPr>
+      <w:r>
+        <w:rPr>
+          <w:rFonts w:hint="eastAsia"/>
+        </w:rPr>
+        <w:t xml:space="preserve">[12] </w:t>
+      </w:r>
+      <w:r>
+        <w:rPr>
+          <w:rFonts w:hint="eastAsia"/>
+        </w:rPr>
+        <w:t>陈文娟</w:t>
+      </w:r>
+      <w:r>
+        <w:rPr>
+          <w:rFonts w:hint="eastAsia"/>
+        </w:rPr>
+        <w:t xml:space="preserve">, </w:t>
+      </w:r>
+      <w:r>
+        <w:rPr>
+          <w:rFonts w:hint="eastAsia"/>
+        </w:rPr>
+        <w:t>林建潮</w:t>
+      </w:r>
+      <w:r>
+        <w:rPr>
+          <w:rFonts w:hint="eastAsia"/>
+        </w:rPr>
+        <w:t xml:space="preserve">. </w:t>
+      </w:r>
+      <w:r>
+        <w:rPr>
+          <w:rFonts w:hint="eastAsia"/>
+        </w:rPr>
+        <w:t>基于季节</w:t>
+      </w:r>
+      <w:r>
+        <w:rPr>
+          <w:rFonts w:hint="eastAsia"/>
+        </w:rPr>
+        <w:t>ARIMA</w:t>
+      </w:r>
+      <w:r>
+        <w:rPr>
+          <w:rFonts w:hint="eastAsia"/>
+        </w:rPr>
+        <w:t>模型对某三级综合性医院门诊量的预测研究</w:t>
+      </w:r>
+      <w:r>
+        <w:rPr>
+          <w:rFonts w:hint="eastAsia"/>
+        </w:rPr>
+        <w:t xml:space="preserve">[J]. </w:t>
+      </w:r>
+      <w:r>
+        <w:rPr>
+          <w:rFonts w:hint="eastAsia"/>
+        </w:rPr>
+        <w:t>中国医院统计</w:t>
+      </w:r>
+      <w:r>
+        <w:rPr>
+          <w:rFonts w:hint="eastAsia"/>
+        </w:rPr>
+        <w:t>, 2024, 31(03): 185-188.</w:t>
+      </w:r>
+    </w:p>
+    <w:p>
+      <w:pPr>
+        <w:pStyle w:val="a9"/>
+      </w:pPr>
+    </w:p>
+    <w:p>
+      <w:pPr>
+        <w:pStyle w:val="a9"/>
+      </w:pPr>
+      <w:r>
+        <w:rPr>
+          <w:rFonts w:hint="eastAsia"/>
+        </w:rPr>
+        <w:t xml:space="preserve">[13] </w:t>
+      </w:r>
+      <w:r>
+        <w:rPr>
+          <w:rFonts w:hint="eastAsia"/>
+        </w:rPr>
+        <w:t>王可欣</w:t>
+      </w:r>
+      <w:r>
+        <w:rPr>
+          <w:rFonts w:hint="eastAsia"/>
+        </w:rPr>
+        <w:t xml:space="preserve">, </w:t>
+      </w:r>
+      <w:r>
+        <w:rPr>
+          <w:rFonts w:hint="eastAsia"/>
+        </w:rPr>
+        <w:t>焦阳阳</w:t>
+      </w:r>
+      <w:r>
+        <w:rPr>
+          <w:rFonts w:hint="eastAsia"/>
+        </w:rPr>
+        <w:t xml:space="preserve">, </w:t>
+      </w:r>
+      <w:r>
+        <w:rPr>
+          <w:rFonts w:hint="eastAsia"/>
+        </w:rPr>
+        <w:t>吴子怡</w:t>
+      </w:r>
+      <w:r>
+        <w:rPr>
+          <w:rFonts w:hint="eastAsia"/>
+        </w:rPr>
+        <w:t xml:space="preserve">, </w:t>
+      </w:r>
+      <w:r>
+        <w:rPr>
+          <w:rFonts w:hint="eastAsia"/>
+        </w:rPr>
+        <w:t>等</w:t>
+      </w:r>
+      <w:r>
+        <w:rPr>
+          <w:rFonts w:hint="eastAsia"/>
+        </w:rPr>
+        <w:t xml:space="preserve">. </w:t>
+      </w:r>
+      <w:r>
+        <w:rPr>
+          <w:rFonts w:hint="eastAsia"/>
+        </w:rPr>
+        <w:t>公立医院智慧门诊一体化服务平台的探索与实践</w:t>
+      </w:r>
+      <w:r>
+        <w:rPr>
+          <w:rFonts w:hint="eastAsia"/>
+        </w:rPr>
+        <w:t xml:space="preserve">[J]. </w:t>
+      </w:r>
+      <w:r>
+        <w:rPr>
+          <w:rFonts w:hint="eastAsia"/>
+        </w:rPr>
+        <w:t>中国医药导报</w:t>
+      </w:r>
+      <w:r>
+        <w:rPr>
+          <w:rFonts w:hint="eastAsia"/>
+        </w:rPr>
+        <w:t>, 2023, 20(22): 162-166. DOI:10.20047/</w:t>
+      </w:r>
+      <w:proofErr w:type="gramStart"/>
+      <w:r>
+        <w:rPr>
+          <w:rFonts w:hint="eastAsia"/>
+        </w:rPr>
+        <w:t>j.issn</w:t>
+      </w:r>
+      <w:proofErr w:type="gramEnd"/>
+      <w:r>
+        <w:rPr>
+          <w:rFonts w:hint="eastAsia"/>
+        </w:rPr>
+        <w:t>1673-7210.2023.22.36.</w:t>
+      </w:r>
+    </w:p>
+    <w:p>
+      <w:pPr>
+        <w:pStyle w:val="a9"/>
+      </w:pPr>
+    </w:p>
+    <w:p>
+      <w:pPr>
+        <w:pStyle w:val="a9"/>
+      </w:pPr>
+      <w:r>
+        <w:t xml:space="preserve">[14] Choi JS, Lee JH, Park JH, Nam HS, Kwon H, Kim D, et al. Design and implementation of a seamless and comprehensive integrated medical device interface system for outpatient electronic medical records in a general hospital[J]. International Journal of Medical Informatics, 2011, 80(4): 274-285. </w:t>
+      </w:r>
+      <w:proofErr w:type="gramStart"/>
+      <w:r>
+        <w:t>DOI:10.1016/j.ijmedinf</w:t>
+      </w:r>
+      <w:proofErr w:type="gramEnd"/>
+      <w:r>
+        <w:t>.2010.11.007.</w:t>
+      </w:r>
+    </w:p>
+    <w:p>
+      <w:pPr>
+        <w:pStyle w:val="a9"/>
+      </w:pPr>
+    </w:p>
+    <w:p>
+      <w:pPr>
+        <w:pStyle w:val="a9"/>
+      </w:pPr>
+      <w:r>
+        <w:t>[15] Zhang Y, Li X, Wang J, et al. Predicting monthly hospital outpatient visits based on meteorological environmental factors using the ARIMA model[J]. Scientific Reports, 2023, 13: 29897. DOI:10.1038/s41598-023-29897-y.</w:t>
+      </w:r>
     </w:p>
     <w:sectPr>
       <w:pgSz w:w="11906" w:h="16838"/>
@@ -1127,6 +3697,7 @@
   <w:style w:type="paragraph" w:default="1" w:styleId="a">
     <w:name w:val="Normal"/>
     <w:qFormat/>
+    <w:rsid w:val="009C3A38"/>
     <w:pPr>
       <w:widowControl w:val="0"/>
       <w:jc w:val="both"/>
@@ -1267,6 +3838,54 @@
       <w:sz w:val="36"/>
       <w:szCs w:val="36"/>
       <w:u w:val="none"/>
+    </w:rPr>
+  </w:style>
+  <w:style w:type="paragraph" w:customStyle="1" w:styleId="t2">
+    <w:name w:val="t2"/>
+    <w:basedOn w:val="a"/>
+    <w:next w:val="a"/>
+    <w:link w:val="t20"/>
+    <w:qFormat/>
+    <w:rsid w:val="00560432"/>
+    <w:pPr>
+      <w:jc w:val="left"/>
+    </w:pPr>
+    <w:rPr>
+      <w:rFonts w:ascii="宋体" w:hAnsi="宋体"/>
+      <w:b/>
+      <w:sz w:val="24"/>
+      <w:szCs w:val="21"/>
+    </w:rPr>
+  </w:style>
+  <w:style w:type="character" w:customStyle="1" w:styleId="t20">
+    <w:name w:val="t2 字符"/>
+    <w:basedOn w:val="a0"/>
+    <w:link w:val="t2"/>
+    <w:rsid w:val="00560432"/>
+    <w:rPr>
+      <w:rFonts w:ascii="宋体" w:hAnsi="宋体"/>
+      <w:b/>
+      <w:kern w:val="2"/>
+      <w:sz w:val="24"/>
+      <w:szCs w:val="21"/>
+    </w:rPr>
+  </w:style>
+  <w:style w:type="paragraph" w:customStyle="1" w:styleId="a9">
+    <w:name w:val="参考文献"/>
+    <w:basedOn w:val="a"/>
+    <w:link w:val="aa"/>
+    <w:qFormat/>
+    <w:rsid w:val="005115FD"/>
+  </w:style>
+  <w:style w:type="character" w:customStyle="1" w:styleId="aa">
+    <w:name w:val="参考文献 字符"/>
+    <w:basedOn w:val="a0"/>
+    <w:link w:val="a9"/>
+    <w:rsid w:val="005115FD"/>
+    <w:rPr>
+      <w:kern w:val="2"/>
+      <w:sz w:val="21"/>
+      <w:szCs w:val="24"/>
     </w:rPr>
   </w:style>
 </w:styles>

--- a/1.开题/4.软工毕设参考模板-文献综述.docx
+++ b/1.开题/4.软工毕设参考模板-文献综述.docx
@@ -5,7 +5,7 @@
     <w:p>
       <w:pPr>
         <w:rPr>
-          <w:rFonts w:ascii="宋体" w:hAnsi="宋体" w:hint="eastAsia"/>
+          <w:rFonts w:ascii="宋体" w:hAnsi="宋体"/>
           <w:b/>
           <w:bCs/>
           <w:sz w:val="30"/>
@@ -17,7 +17,7 @@
         <w:ind w:rightChars="98" w:right="206"/>
         <w:jc w:val="center"/>
         <w:rPr>
-          <w:rFonts w:ascii="宋体" w:hAnsi="宋体" w:hint="eastAsia"/>
+          <w:rFonts w:ascii="宋体" w:hAnsi="宋体"/>
           <w:sz w:val="32"/>
         </w:rPr>
       </w:pPr>
@@ -136,7 +136,7 @@
               <w:jc w:val="left"/>
               <w:textAlignment w:val="top"/>
               <w:rPr>
-                <w:rFonts w:ascii="仿宋_GB2312" w:eastAsia="仿宋_GB2312" w:hAnsi="宋体" w:cs="仿宋_GB2312" w:hint="eastAsia"/>
+                <w:rFonts w:ascii="仿宋_GB2312" w:eastAsia="仿宋_GB2312" w:hAnsi="宋体" w:cs="仿宋_GB2312"/>
                 <w:b/>
                 <w:bCs/>
                 <w:color w:val="000000"/>
@@ -205,7 +205,7 @@
               <w:jc w:val="left"/>
               <w:textAlignment w:val="top"/>
               <w:rPr>
-                <w:rFonts w:ascii="仿宋_GB2312" w:eastAsia="仿宋_GB2312" w:hAnsi="宋体" w:cs="仿宋_GB2312" w:hint="eastAsia"/>
+                <w:rFonts w:ascii="仿宋_GB2312" w:eastAsia="仿宋_GB2312" w:hAnsi="宋体" w:cs="仿宋_GB2312"/>
                 <w:b/>
                 <w:bCs/>
                 <w:color w:val="000000"/>
@@ -275,7 +275,7 @@
               <w:jc w:val="left"/>
               <w:textAlignment w:val="top"/>
               <w:rPr>
-                <w:rFonts w:ascii="仿宋_GB2312" w:eastAsia="仿宋_GB2312" w:hAnsi="宋体" w:cs="仿宋_GB2312" w:hint="eastAsia"/>
+                <w:rFonts w:ascii="仿宋_GB2312" w:eastAsia="仿宋_GB2312" w:hAnsi="宋体" w:cs="仿宋_GB2312"/>
                 <w:b/>
                 <w:bCs/>
                 <w:color w:val="000000"/>
@@ -347,7 +347,7 @@
               <w:jc w:val="left"/>
               <w:textAlignment w:val="top"/>
               <w:rPr>
-                <w:rFonts w:ascii="仿宋_GB2312" w:eastAsia="仿宋_GB2312" w:hAnsi="宋体" w:cs="仿宋_GB2312" w:hint="eastAsia"/>
+                <w:rFonts w:ascii="仿宋_GB2312" w:eastAsia="仿宋_GB2312" w:hAnsi="宋体" w:cs="仿宋_GB2312"/>
                 <w:b/>
                 <w:bCs/>
                 <w:color w:val="000000"/>
@@ -423,7 +423,7 @@
               <w:jc w:val="left"/>
               <w:textAlignment w:val="top"/>
               <w:rPr>
-                <w:rFonts w:ascii="仿宋_GB2312" w:eastAsia="仿宋_GB2312" w:hAnsi="宋体" w:cs="仿宋_GB2312" w:hint="eastAsia"/>
+                <w:rFonts w:ascii="仿宋_GB2312" w:eastAsia="仿宋_GB2312" w:hAnsi="宋体" w:cs="仿宋_GB2312"/>
                 <w:b/>
                 <w:bCs/>
                 <w:color w:val="000000"/>
@@ -519,7 +519,7 @@
               <w:jc w:val="left"/>
               <w:textAlignment w:val="top"/>
               <w:rPr>
-                <w:rFonts w:ascii="仿宋_GB2312" w:eastAsia="仿宋_GB2312" w:hAnsi="宋体" w:cs="仿宋_GB2312" w:hint="eastAsia"/>
+                <w:rFonts w:ascii="仿宋_GB2312" w:eastAsia="仿宋_GB2312" w:hAnsi="宋体" w:cs="仿宋_GB2312"/>
                 <w:b/>
                 <w:bCs/>
                 <w:color w:val="000000"/>
@@ -588,7 +588,6 @@
                 <w:szCs w:val="36"/>
               </w:rPr>
             </w:pPr>
-            <w:proofErr w:type="gramStart"/>
             <w:r>
               <w:rPr>
                 <w:rFonts w:eastAsia="仿宋_GB2312" w:cs="仿宋_GB2312" w:hint="eastAsia"/>
@@ -598,19 +597,7 @@
                 <w:sz w:val="36"/>
                 <w:szCs w:val="36"/>
               </w:rPr>
-              <w:t>医</w:t>
-            </w:r>
-            <w:proofErr w:type="gramEnd"/>
-            <w:r>
-              <w:rPr>
-                <w:rFonts w:eastAsia="仿宋_GB2312" w:cs="仿宋_GB2312" w:hint="eastAsia"/>
-                <w:b/>
-                <w:bCs/>
-                <w:color w:val="000000"/>
-                <w:sz w:val="36"/>
-                <w:szCs w:val="36"/>
-              </w:rPr>
-              <w:t>信</w:t>
+              <w:t>医信</w:t>
             </w:r>
             <w:r>
               <w:rPr>
@@ -652,7 +639,7 @@
               <w:jc w:val="left"/>
               <w:textAlignment w:val="top"/>
               <w:rPr>
-                <w:rFonts w:ascii="仿宋_GB2312" w:eastAsia="仿宋_GB2312" w:hAnsi="宋体" w:cs="仿宋_GB2312" w:hint="eastAsia"/>
+                <w:rFonts w:ascii="仿宋_GB2312" w:eastAsia="仿宋_GB2312" w:hAnsi="宋体" w:cs="仿宋_GB2312"/>
                 <w:b/>
                 <w:bCs/>
                 <w:color w:val="000000"/>
@@ -693,7 +680,6 @@
                 <w:szCs w:val="36"/>
               </w:rPr>
             </w:pPr>
-            <w:proofErr w:type="gramStart"/>
             <w:r>
               <w:rPr>
                 <w:rFonts w:eastAsia="仿宋_GB2312" w:cs="仿宋_GB2312" w:hint="eastAsia"/>
@@ -705,7 +691,6 @@
               </w:rPr>
               <w:t>肖俏</w:t>
             </w:r>
-            <w:proofErr w:type="gramEnd"/>
           </w:p>
         </w:tc>
       </w:tr>
@@ -724,7 +709,7 @@
               <w:jc w:val="left"/>
               <w:textAlignment w:val="top"/>
               <w:rPr>
-                <w:rFonts w:ascii="仿宋_GB2312" w:eastAsia="仿宋_GB2312" w:hAnsi="宋体" w:cs="仿宋_GB2312" w:hint="eastAsia"/>
+                <w:rFonts w:ascii="仿宋_GB2312" w:eastAsia="仿宋_GB2312" w:hAnsi="宋体" w:cs="仿宋_GB2312"/>
                 <w:b/>
                 <w:bCs/>
                 <w:color w:val="000000"/>
@@ -765,6 +750,17 @@
                 <w:szCs w:val="36"/>
               </w:rPr>
             </w:pPr>
+            <w:r>
+              <w:rPr>
+                <w:rFonts w:eastAsia="仿宋_GB2312" w:cs="仿宋_GB2312" w:hint="eastAsia"/>
+                <w:b/>
+                <w:bCs/>
+                <w:color w:val="000000"/>
+                <w:sz w:val="36"/>
+                <w:szCs w:val="36"/>
+              </w:rPr>
+              <w:t>讲师</w:t>
+            </w:r>
           </w:p>
         </w:tc>
       </w:tr>
@@ -839,9 +835,6 @@
     <w:p>
       <w:pPr>
         <w:pStyle w:val="t2"/>
-        <w:rPr>
-          <w:rFonts w:hint="eastAsia"/>
-        </w:rPr>
       </w:pPr>
       <w:r>
         <w:rPr>
@@ -905,39 +898,7 @@
           <w:rFonts w:hint="eastAsia"/>
           <w:szCs w:val="21"/>
         </w:rPr>
-        <w:t>构建灵活高效的门诊与电子病历一体化管理系统，需要合理的软件架构和技术</w:t>
-      </w:r>
-      <w:proofErr w:type="gramStart"/>
-      <w:r>
-        <w:rPr>
-          <w:rFonts w:hint="eastAsia"/>
-          <w:szCs w:val="21"/>
-        </w:rPr>
-        <w:t>栈</w:t>
-      </w:r>
-      <w:proofErr w:type="gramEnd"/>
-      <w:r>
-        <w:rPr>
-          <w:rFonts w:hint="eastAsia"/>
-          <w:szCs w:val="21"/>
-        </w:rPr>
-        <w:t>。现有研究多采用</w:t>
-      </w:r>
-      <w:proofErr w:type="gramStart"/>
-      <w:r>
-        <w:rPr>
-          <w:rFonts w:hint="eastAsia"/>
-          <w:szCs w:val="21"/>
-        </w:rPr>
-        <w:t>微服务</w:t>
-      </w:r>
-      <w:proofErr w:type="gramEnd"/>
-      <w:r>
-        <w:rPr>
-          <w:rFonts w:hint="eastAsia"/>
-          <w:szCs w:val="21"/>
-        </w:rPr>
-        <w:t>或分层架构实现系统功能。</w:t>
+        <w:t>构建灵活高效的门诊与电子病历一体化管理系统，需要合理的软件架构和技术栈。现有研究多采用微服务或分层架构实现系统功能。</w:t>
       </w:r>
     </w:p>
     <w:p>
@@ -966,39 +927,7 @@
           <w:rFonts w:hint="eastAsia"/>
           <w:szCs w:val="21"/>
         </w:rPr>
-        <w:t>）基于</w:t>
-      </w:r>
-      <w:proofErr w:type="gramStart"/>
-      <w:r>
-        <w:rPr>
-          <w:rFonts w:hint="eastAsia"/>
-          <w:szCs w:val="21"/>
-        </w:rPr>
-        <w:t>微服务</w:t>
-      </w:r>
-      <w:proofErr w:type="gramEnd"/>
-      <w:r>
-        <w:rPr>
-          <w:rFonts w:hint="eastAsia"/>
-          <w:szCs w:val="21"/>
-        </w:rPr>
-        <w:t>架构开发了智能病历质控系统，利用自然语言处理和大语言模型自动分析病历文本，系统支持医疗质量控制规则的动态加载和实时模型更新，识别质</w:t>
-      </w:r>
-      <w:proofErr w:type="gramStart"/>
-      <w:r>
-        <w:rPr>
-          <w:rFonts w:hint="eastAsia"/>
-          <w:szCs w:val="21"/>
-        </w:rPr>
-        <w:t>控问题</w:t>
-      </w:r>
-      <w:proofErr w:type="gramEnd"/>
-      <w:r>
-        <w:rPr>
-          <w:rFonts w:hint="eastAsia"/>
-          <w:szCs w:val="21"/>
-        </w:rPr>
-        <w:t>比人工更快速准确。</w:t>
+        <w:t>）基于微服务架构开发了智能病历质控系统，利用自然语言处理和大语言模型自动分析病历文本，系统支持医疗质量控制规则的动态加载和实时模型更新，识别质控问题比人工更快速准确。</w:t>
       </w:r>
       <w:r>
         <w:rPr>
@@ -1028,21 +957,12 @@
         </w:rPr>
         <w:t>）设计了</w:t>
       </w:r>
-      <w:proofErr w:type="spellStart"/>
-      <w:r>
-        <w:rPr>
-          <w:rFonts w:hint="eastAsia"/>
-          <w:szCs w:val="21"/>
-        </w:rPr>
-        <w:t>ClinicCare</w:t>
-      </w:r>
-      <w:proofErr w:type="spellEnd"/>
-      <w:r>
-        <w:rPr>
-          <w:rFonts w:hint="eastAsia"/>
-          <w:szCs w:val="21"/>
-        </w:rPr>
-        <w:t xml:space="preserve"> Manager</w:t>
+      <w:r>
+        <w:rPr>
+          <w:rFonts w:hint="eastAsia"/>
+          <w:szCs w:val="21"/>
+        </w:rPr>
+        <w:t>ClinicCare Manager</w:t>
       </w:r>
       <w:r>
         <w:rPr>
@@ -1111,7 +1031,6 @@
     <w:p>
       <w:pPr>
         <w:rPr>
-          <w:rFonts w:hint="eastAsia"/>
           <w:szCs w:val="21"/>
         </w:rPr>
       </w:pPr>
@@ -1148,23 +1067,7 @@
           <w:rFonts w:hint="eastAsia"/>
           <w:szCs w:val="21"/>
         </w:rPr>
-        <w:t>的门诊管理信息系统设计，系统覆盖患者注册、医生排班、挂号预约、诊疗记录管理等模块，实现患者从入院挂号到完成</w:t>
-      </w:r>
-      <w:proofErr w:type="gramStart"/>
-      <w:r>
-        <w:rPr>
-          <w:rFonts w:hint="eastAsia"/>
-          <w:szCs w:val="21"/>
-        </w:rPr>
-        <w:t>诊疗全</w:t>
-      </w:r>
-      <w:proofErr w:type="gramEnd"/>
-      <w:r>
-        <w:rPr>
-          <w:rFonts w:hint="eastAsia"/>
-          <w:szCs w:val="21"/>
-        </w:rPr>
-        <w:t>过程信息化处理。该系统利用</w:t>
+        <w:t>的门诊管理信息系统设计，系统覆盖患者注册、医生排班、挂号预约、诊疗记录管理等模块，实现患者从入院挂号到完成诊疗全过程信息化处理。该系统利用</w:t>
       </w:r>
       <w:r>
         <w:rPr>
@@ -1178,39 +1081,7 @@
           <w:rFonts w:hint="eastAsia"/>
           <w:szCs w:val="21"/>
         </w:rPr>
-        <w:t>快速搭建</w:t>
-      </w:r>
-      <w:proofErr w:type="gramStart"/>
-      <w:r>
-        <w:rPr>
-          <w:rFonts w:hint="eastAsia"/>
-          <w:szCs w:val="21"/>
-        </w:rPr>
-        <w:t>微服务</w:t>
-      </w:r>
-      <w:proofErr w:type="gramEnd"/>
-      <w:r>
-        <w:rPr>
-          <w:rFonts w:hint="eastAsia"/>
-          <w:szCs w:val="21"/>
-        </w:rPr>
-        <w:t>架构，保证高可用性和</w:t>
-      </w:r>
-      <w:proofErr w:type="gramStart"/>
-      <w:r>
-        <w:rPr>
-          <w:rFonts w:hint="eastAsia"/>
-          <w:szCs w:val="21"/>
-        </w:rPr>
-        <w:t>可</w:t>
-      </w:r>
-      <w:proofErr w:type="gramEnd"/>
-      <w:r>
-        <w:rPr>
-          <w:rFonts w:hint="eastAsia"/>
-          <w:szCs w:val="21"/>
-        </w:rPr>
-        <w:t>扩展性，数据库使用</w:t>
+        <w:t>快速搭建微服务架构，保证高可用性和可扩展性，数据库使用</w:t>
       </w:r>
       <w:r>
         <w:rPr>
@@ -1337,39 +1208,7 @@
           <w:rFonts w:hint="eastAsia"/>
           <w:szCs w:val="21"/>
         </w:rPr>
-        <w:t>等）和</w:t>
-      </w:r>
-      <w:proofErr w:type="gramStart"/>
-      <w:r>
-        <w:rPr>
-          <w:rFonts w:hint="eastAsia"/>
-          <w:szCs w:val="21"/>
-        </w:rPr>
-        <w:t>微服务</w:t>
-      </w:r>
-      <w:proofErr w:type="gramEnd"/>
-      <w:r>
-        <w:rPr>
-          <w:rFonts w:hint="eastAsia"/>
-          <w:szCs w:val="21"/>
-        </w:rPr>
-        <w:t>架构能够提高系统灵活性和</w:t>
-      </w:r>
-      <w:proofErr w:type="gramStart"/>
-      <w:r>
-        <w:rPr>
-          <w:rFonts w:hint="eastAsia"/>
-          <w:szCs w:val="21"/>
-        </w:rPr>
-        <w:t>可</w:t>
-      </w:r>
-      <w:proofErr w:type="gramEnd"/>
-      <w:r>
-        <w:rPr>
-          <w:rFonts w:hint="eastAsia"/>
-          <w:szCs w:val="21"/>
-        </w:rPr>
-        <w:t>扩展性；跨系统数据互通和多终端设计能改善用户体验。然而，目前多数系统研究侧重于功能模块的实现与技术选型，鲜有文献将时序预测纳入系统架构设计。现有架构往往独立于预测模型运作，对于挂号需求的动态变化适应不足。另外，不同研究针对不同领域（如质量控制、病历管理）进行细分，缺乏统一的整体规划。因此，将预测分析和智能调度集成到系统架构中的研究空间仍然很大。</w:t>
+        <w:t>等）和微服务架构能够提高系统灵活性和可扩展性；跨系统数据互通和多终端设计能改善用户体验。然而，目前多数系统研究侧重于功能模块的实现与技术选型，鲜有文献将时序预测纳入系统架构设计。现有架构往往独立于预测模型运作，对于挂号需求的动态变化适应不足。另外，不同研究针对不同领域（如质量控制、病历管理）进行细分，缺乏统一的整体规划。因此，将预测分析和智能调度集成到系统架构中的研究空间仍然很大。</w:t>
       </w:r>
     </w:p>
     <w:p>
@@ -1403,7 +1242,6 @@
       <w:pPr>
         <w:ind w:firstLine="420"/>
         <w:rPr>
-          <w:rFonts w:hint="eastAsia"/>
           <w:szCs w:val="21"/>
         </w:rPr>
       </w:pPr>
@@ -1426,23 +1264,7 @@
           <w:rFonts w:hint="eastAsia"/>
           <w:szCs w:val="21"/>
         </w:rPr>
-        <w:t>）对国内外门诊预约挂号调度系统进行了综述，指出国内外研究趋势包括优化预约算法、丰富预约渠道等（文献综述）。近年来，</w:t>
-      </w:r>
-      <w:proofErr w:type="gramStart"/>
-      <w:r>
-        <w:rPr>
-          <w:rFonts w:hint="eastAsia"/>
-          <w:szCs w:val="21"/>
-        </w:rPr>
-        <w:t>基于微信小</w:t>
-      </w:r>
-      <w:proofErr w:type="gramEnd"/>
-      <w:r>
-        <w:rPr>
-          <w:rFonts w:hint="eastAsia"/>
-          <w:szCs w:val="21"/>
-        </w:rPr>
-        <w:t>程序的预约系统研究特别活跃。李宝和路雅（</w:t>
+        <w:t>）对国内外门诊预约挂号调度系统进行了综述，指出国内外研究趋势包括优化预约算法、丰富预约渠道等（文献综述）。近年来，基于微信小程序的预约系统研究特别活跃。李宝和路雅（</w:t>
       </w:r>
       <w:r>
         <w:rPr>
@@ -1456,25 +1278,8 @@
           <w:rFonts w:hint="eastAsia"/>
           <w:szCs w:val="21"/>
         </w:rPr>
-        <w:t>）设计了一款</w:t>
-      </w:r>
-      <w:proofErr w:type="gramStart"/>
-      <w:r>
-        <w:rPr>
-          <w:rFonts w:hint="eastAsia"/>
-          <w:szCs w:val="21"/>
-        </w:rPr>
-        <w:t>基于微信小</w:t>
-      </w:r>
-      <w:proofErr w:type="gramEnd"/>
-      <w:r>
-        <w:rPr>
-          <w:rFonts w:hint="eastAsia"/>
-          <w:szCs w:val="21"/>
-        </w:rPr>
-        <w:t>程序的医院预约挂号管理系统，采用</w:t>
-      </w:r>
-      <w:proofErr w:type="spellStart"/>
+        <w:t>）设计了一款基于微信小程序的医院预约挂号管理系统，采用</w:t>
+      </w:r>
       <w:r>
         <w:rPr>
           <w:rFonts w:hint="eastAsia"/>
@@ -1482,7 +1287,6 @@
         </w:rPr>
         <w:t>ThinkPHP</w:t>
       </w:r>
-      <w:proofErr w:type="spellEnd"/>
       <w:r>
         <w:rPr>
           <w:rFonts w:hint="eastAsia"/>
@@ -1502,23 +1306,7 @@
           <w:rFonts w:hint="eastAsia"/>
           <w:szCs w:val="21"/>
         </w:rPr>
-        <w:t>数据库。该系统实现患者注册登录、个人信息管理、在线预约挂号和取消预约等功能，并通过限制每个时段的预约人数来实施分流管理。研究表明，这种线上预约模式不仅方便患者快速预约，也便于医院合理分配挂号资源。类似地，</w:t>
-      </w:r>
-      <w:proofErr w:type="gramStart"/>
-      <w:r>
-        <w:rPr>
-          <w:rFonts w:hint="eastAsia"/>
-          <w:szCs w:val="21"/>
-        </w:rPr>
-        <w:t>程雨航</w:t>
-      </w:r>
-      <w:proofErr w:type="gramEnd"/>
-      <w:r>
-        <w:rPr>
-          <w:rFonts w:hint="eastAsia"/>
-          <w:szCs w:val="21"/>
-        </w:rPr>
-        <w:t>等（</w:t>
+        <w:t>数据库。该系统实现患者注册登录、个人信息管理、在线预约挂号和取消预约等功能，并通过限制每个时段的预约人数来实施分流管理。研究表明，这种线上预约模式不仅方便患者快速预约，也便于医院合理分配挂号资源。类似地，程雨航等（</w:t>
       </w:r>
       <w:r>
         <w:rPr>
@@ -1546,17 +1334,8 @@
           <w:rFonts w:hint="eastAsia"/>
           <w:szCs w:val="21"/>
         </w:rPr>
-        <w:t>）等多位学者也提出</w:t>
-      </w:r>
-      <w:proofErr w:type="gramStart"/>
-      <w:r>
-        <w:rPr>
-          <w:rFonts w:hint="eastAsia"/>
-          <w:szCs w:val="21"/>
-        </w:rPr>
-        <w:t>基于微信</w:t>
-      </w:r>
-      <w:proofErr w:type="gramEnd"/>
+        <w:t>）等多位学者也提出基于微信</w:t>
+      </w:r>
       <w:r>
         <w:rPr>
           <w:rFonts w:hint="eastAsia"/>
@@ -1667,9 +1446,6 @@
     <w:p>
       <w:pPr>
         <w:ind w:firstLine="420"/>
-        <w:rPr>
-          <w:rFonts w:hint="eastAsia"/>
-        </w:rPr>
       </w:pPr>
       <w:r>
         <w:rPr>
@@ -1842,14 +1618,12 @@
         </w:rPr>
         <w:t>周内）的日门诊量预测。研究结果显示，结合两种模型的混合模型能够更好地捕捉就诊量的周期和周效应特征，预测性能优于单一模型。其他学者也尝试引入机器学习算法（如随机森林、</w:t>
       </w:r>
-      <w:proofErr w:type="spellStart"/>
       <w:r>
         <w:rPr>
           <w:rFonts w:hint="eastAsia"/>
         </w:rPr>
         <w:t>XGBoost</w:t>
       </w:r>
-      <w:proofErr w:type="spellEnd"/>
       <w:r>
         <w:rPr>
           <w:rFonts w:hint="eastAsia"/>
@@ -1878,21 +1652,7 @@
         <w:rPr>
           <w:rFonts w:hint="eastAsia"/>
         </w:rPr>
-        <w:t>类模型因其解释性</w:t>
-      </w:r>
-      <w:proofErr w:type="gramStart"/>
-      <w:r>
-        <w:rPr>
-          <w:rFonts w:hint="eastAsia"/>
-        </w:rPr>
-        <w:t>好</w:t>
-      </w:r>
-      <w:proofErr w:type="gramEnd"/>
-      <w:r>
-        <w:rPr>
-          <w:rFonts w:hint="eastAsia"/>
-        </w:rPr>
-        <w:t>和计算成本低，仍是常用方法。</w:t>
+        <w:t>类模型因其解释性好和计算成本低，仍是常用方法。</w:t>
       </w:r>
     </w:p>
     <w:p>
@@ -1903,21 +1663,7 @@
         <w:rPr>
           <w:rFonts w:hint="eastAsia"/>
         </w:rPr>
-        <w:t>虽然时序预测模型在门诊量预测中表现良好，这些研究多基于历史就诊数据，重点放在提高预测精度上。缺点是：首先，大部分文献仅进行预测实验，缺乏将预测结果应用于实际挂号调度或系统管理的研究。其次，少有研究探讨多科室或全院层面的联合预测与调度；现有模型更多针对单一科室或整体量进行建模。第三，除气</w:t>
-      </w:r>
-      <w:proofErr w:type="gramStart"/>
-      <w:r>
-        <w:rPr>
-          <w:rFonts w:hint="eastAsia"/>
-        </w:rPr>
-        <w:t>象</w:t>
-      </w:r>
-      <w:proofErr w:type="gramEnd"/>
-      <w:r>
-        <w:rPr>
-          <w:rFonts w:hint="eastAsia"/>
-        </w:rPr>
-        <w:t>等因素外，其他突发事件（如流行病、政策变化）对预测的影响较少考虑。因此，未来研究可以探索将预测模型与挂号算法集成，如基于预测的排班调整、资源预留等策略，以实现更加智能的预约管理。</w:t>
+        <w:t>虽然时序预测模型在门诊量预测中表现良好，这些研究多基于历史就诊数据，重点放在提高预测精度上。缺点是：首先，大部分文献仅进行预测实验，缺乏将预测结果应用于实际挂号调度或系统管理的研究。其次，少有研究探讨多科室或全院层面的联合预测与调度；现有模型更多针对单一科室或整体量进行建模。第三，除气象等因素外，其他突发事件（如流行病、政策变化）对预测的影响较少考虑。因此，未来研究可以探索将预测模型与挂号算法集成，如基于预测的排班调整、资源预留等策略，以实现更加智能的预约管理。</w:t>
       </w:r>
     </w:p>
     <w:p/>
@@ -1944,29 +1690,12 @@
     <w:p>
       <w:pPr>
         <w:ind w:firstLine="420"/>
-        <w:rPr>
-          <w:rFonts w:hint="eastAsia"/>
-        </w:rPr>
-      </w:pPr>
-      <w:r>
-        <w:rPr>
-          <w:rFonts w:hint="eastAsia"/>
-        </w:rPr>
-        <w:t>电子病历系统的建设和</w:t>
-      </w:r>
-      <w:proofErr w:type="gramStart"/>
-      <w:r>
-        <w:rPr>
-          <w:rFonts w:hint="eastAsia"/>
-        </w:rPr>
-        <w:t>质控</w:t>
-      </w:r>
-      <w:proofErr w:type="gramEnd"/>
-      <w:r>
-        <w:rPr>
-          <w:rFonts w:hint="eastAsia"/>
-        </w:rPr>
-        <w:t>是提升医疗质量的重要环节。许多研究关注结构化病历和智能质控系统的设计。夏大翔等（</w:t>
+      </w:pPr>
+      <w:r>
+        <w:rPr>
+          <w:rFonts w:hint="eastAsia"/>
+        </w:rPr>
+        <w:t>电子病历系统的建设和质控是提升医疗质量的重要环节。许多研究关注结构化病历和智能质控系统的设计。夏大翔等（</w:t>
       </w:r>
       <w:r>
         <w:rPr>
@@ -1978,35 +1707,7 @@
         <w:rPr>
           <w:rFonts w:hint="eastAsia"/>
         </w:rPr>
-        <w:t>）利用自然语言处理技术和</w:t>
-      </w:r>
-      <w:proofErr w:type="gramStart"/>
-      <w:r>
-        <w:rPr>
-          <w:rFonts w:hint="eastAsia"/>
-        </w:rPr>
-        <w:t>微服务</w:t>
-      </w:r>
-      <w:proofErr w:type="gramEnd"/>
-      <w:r>
-        <w:rPr>
-          <w:rFonts w:hint="eastAsia"/>
-        </w:rPr>
-        <w:t>架构，开发了智能电子病历质控系统。该系统自动提取病历文本中的质量问题并生成建议，大大提高了质检效率。</w:t>
-      </w:r>
-      <w:proofErr w:type="gramStart"/>
-      <w:r>
-        <w:rPr>
-          <w:rFonts w:hint="eastAsia"/>
-        </w:rPr>
-        <w:t>秦虎等</w:t>
-      </w:r>
-      <w:proofErr w:type="gramEnd"/>
-      <w:r>
-        <w:rPr>
-          <w:rFonts w:hint="eastAsia"/>
-        </w:rPr>
-        <w:t>（</w:t>
+        <w:t>）利用自然语言处理技术和微服务架构，开发了智能电子病历质控系统。该系统自动提取病历文本中的质量问题并生成建议，大大提高了质检效率。秦虎等（</w:t>
       </w:r>
       <w:r>
         <w:rPr>
@@ -2077,49 +1778,7 @@
         <w:rPr>
           <w:rFonts w:hint="eastAsia"/>
         </w:rPr>
-        <w:t>这些文献重视病历数据的结构化和自动化质控，但也存在局限。首先，许多研究主要针对数据采集和</w:t>
-      </w:r>
-      <w:proofErr w:type="gramStart"/>
-      <w:r>
-        <w:rPr>
-          <w:rFonts w:hint="eastAsia"/>
-        </w:rPr>
-        <w:t>质控</w:t>
-      </w:r>
-      <w:proofErr w:type="gramEnd"/>
-      <w:r>
-        <w:rPr>
-          <w:rFonts w:hint="eastAsia"/>
-        </w:rPr>
-        <w:t>方法，系统各组件之间互联互通、用户体验等方面考虑较少。其次，对医疗质量管理的系统研究多聚焦纸上设计或小规模试点，缺乏</w:t>
-      </w:r>
-      <w:proofErr w:type="gramStart"/>
-      <w:r>
-        <w:rPr>
-          <w:rFonts w:hint="eastAsia"/>
-        </w:rPr>
-        <w:t>跨医院</w:t>
-      </w:r>
-      <w:proofErr w:type="gramEnd"/>
-      <w:r>
-        <w:rPr>
-          <w:rFonts w:hint="eastAsia"/>
-        </w:rPr>
-        <w:t>的大规模验证。另外，现有研究往往独立于挂号和预测模块，未能形成从挂号到就诊的全流程质量监控闭环。如要实现门诊挂号与病历的一体化管理，需在系统中贯通预约信息和病历记录，并利用预测结果指导质量规划，但目前文献中尚未</w:t>
-      </w:r>
-      <w:proofErr w:type="gramStart"/>
-      <w:r>
-        <w:rPr>
-          <w:rFonts w:hint="eastAsia"/>
-        </w:rPr>
-        <w:t>见相关</w:t>
-      </w:r>
-      <w:proofErr w:type="gramEnd"/>
-      <w:r>
-        <w:rPr>
-          <w:rFonts w:hint="eastAsia"/>
-        </w:rPr>
-        <w:t>综合研究。因此，本综述提出应探索将实时挂号信息和历史质控数据结合，对资源安排进行动态调整，以进一步提升医疗质量</w:t>
+        <w:t>这些文献重视病历数据的结构化和自动化质控，但也存在局限。首先，许多研究主要针对数据采集和质控方法，系统各组件之间互联互通、用户体验等方面考虑较少。其次，对医疗质量管理的系统研究多聚焦纸上设计或小规模试点，缺乏跨医院的大规模验证。另外，现有研究往往独立于挂号和预测模块，未能形成从挂号到就诊的全流程质量监控闭环。如要实现门诊挂号与病历的一体化管理，需在系统中贯通预约信息和病历记录，并利用预测结果指导质量规划，但目前文献中尚未见相关综合研究。因此，本综述提出应探索将实时挂号信息和历史质控数据结合，对资源安排进行动态调整，以进一步提升医疗质量</w:t>
       </w:r>
     </w:p>
     <w:p/>
@@ -2147,9 +1806,6 @@
     <w:p>
       <w:pPr>
         <w:ind w:firstLine="420"/>
-        <w:rPr>
-          <w:rFonts w:hint="eastAsia"/>
-        </w:rPr>
       </w:pPr>
       <w:r>
         <w:rPr>
@@ -2167,35 +1823,7 @@
         <w:rPr>
           <w:rFonts w:hint="eastAsia"/>
         </w:rPr>
-        <w:t>等现代框架构建</w:t>
-      </w:r>
-      <w:proofErr w:type="gramStart"/>
-      <w:r>
-        <w:rPr>
-          <w:rFonts w:hint="eastAsia"/>
-        </w:rPr>
-        <w:t>微服务</w:t>
-      </w:r>
-      <w:proofErr w:type="gramEnd"/>
-      <w:r>
-        <w:rPr>
-          <w:rFonts w:hint="eastAsia"/>
-        </w:rPr>
-        <w:t>架构，提升了平台的可扩展性和稳定性；预约系统利用移动互联网技术（</w:t>
-      </w:r>
-      <w:proofErr w:type="gramStart"/>
-      <w:r>
-        <w:rPr>
-          <w:rFonts w:hint="eastAsia"/>
-        </w:rPr>
-        <w:t>如微信小</w:t>
-      </w:r>
-      <w:proofErr w:type="gramEnd"/>
-      <w:r>
-        <w:rPr>
-          <w:rFonts w:hint="eastAsia"/>
-        </w:rPr>
-        <w:t>程序）改善了患者体验；时序预测模型（如</w:t>
+        <w:t>等现代框架构建微服务架构，提升了平台的可扩展性和稳定性；预约系统利用移动互联网技术（如微信小程序）改善了患者体验；时序预测模型（如</w:t>
       </w:r>
       <w:r>
         <w:rPr>
@@ -2207,35 +1835,7 @@
         <w:rPr>
           <w:rFonts w:hint="eastAsia"/>
         </w:rPr>
-        <w:t>）在预测门诊量上效果显著；结构化电子病历与智能质</w:t>
-      </w:r>
-      <w:proofErr w:type="gramStart"/>
-      <w:r>
-        <w:rPr>
-          <w:rFonts w:hint="eastAsia"/>
-        </w:rPr>
-        <w:t>控提高</w:t>
-      </w:r>
-      <w:proofErr w:type="gramEnd"/>
-      <w:r>
-        <w:rPr>
-          <w:rFonts w:hint="eastAsia"/>
-        </w:rPr>
-        <w:t>了病历质量和医疗安全。然而，这些研究往往各自为政，缺乏整体集成。目前很少有文献将时序预测与挂号调度、电子病历管理相结合。例如，将预测的门诊</w:t>
-      </w:r>
-      <w:proofErr w:type="gramStart"/>
-      <w:r>
-        <w:rPr>
-          <w:rFonts w:hint="eastAsia"/>
-        </w:rPr>
-        <w:t>量用于</w:t>
-      </w:r>
-      <w:proofErr w:type="gramEnd"/>
-      <w:r>
-        <w:rPr>
-          <w:rFonts w:hint="eastAsia"/>
-        </w:rPr>
-        <w:t>指导医生排班和挂号分配、并实时更新病历系统的调度算法。这一方面体现了现有研究的空白，也体现了集成系统设计的复杂性和挑战。</w:t>
+        <w:t>）在预测门诊量上效果显著；结构化电子病历与智能质控提高了病历质量和医疗安全。然而，这些研究往往各自为政，缺乏整体集成。目前很少有文献将时序预测与挂号调度、电子病历管理相结合。例如，将预测的门诊量用于指导医生排班和挂号分配、并实时更新病历系统的调度算法。这一方面体现了现有研究的空白，也体现了集成系统设计的复杂性和挑战。</w:t>
       </w:r>
     </w:p>
     <w:p>
@@ -2246,21 +1846,7 @@
         <w:rPr>
           <w:rFonts w:hint="eastAsia"/>
         </w:rPr>
-        <w:t>未来研究应更多关注跨领域融合，将预测结果无缝接入智能管理系统。具体而言，可以探索利用预测门诊量来优化挂号策略和医生排班，使得系统能够根据预测自动平衡医生资源；同时，将预约信息及时反馈给病历系统，用于提前准备诊疗方案。系统架构方面，应用</w:t>
-      </w:r>
-      <w:proofErr w:type="gramStart"/>
-      <w:r>
-        <w:rPr>
-          <w:rFonts w:hint="eastAsia"/>
-        </w:rPr>
-        <w:t>微服务</w:t>
-      </w:r>
-      <w:proofErr w:type="gramEnd"/>
-      <w:r>
-        <w:rPr>
-          <w:rFonts w:hint="eastAsia"/>
-        </w:rPr>
-        <w:t>理念实现预测模块与业务模块的解耦部署，在保持系统灵活性的同时支持预测模型更新。另外，应充分考虑用户体验和数据安全等问题，确保预约流程和病历管理的可靠性。通过文献综述可以看出，基于时序预测的一体化门诊挂号与病历管理系统兼具理论意义和实践价值，将推动医院智慧化服务和医疗质量提升。综述中提到的研究成果与不足均为本课题设计实现提供了参考：一方面借鉴现有系统的技术方案和优化策略，另一方面明确了将时序预测融入系统的创新点。由此可见，本文所设计的基于时序预测的门诊挂号与电子病历一体化管理系统具有重要的研究意义和应用潜力。</w:t>
+        <w:t>未来研究应更多关注跨领域融合，将预测结果无缝接入智能管理系统。具体而言，可以探索利用预测门诊量来优化挂号策略和医生排班，使得系统能够根据预测自动平衡医生资源；同时，将预约信息及时反馈给病历系统，用于提前准备诊疗方案。系统架构方面，应用微服务理念实现预测模块与业务模块的解耦部署，在保持系统灵活性的同时支持预测模型更新。另外，应充分考虑用户体验和数据安全等问题，确保预约流程和病历管理的可靠性。通过文献综述可以看出，基于时序预测的一体化门诊挂号与病历管理系统兼具理论意义和实践价值，将推动医院智慧化服务和医疗质量提升。综述中提到的研究成果与不足均为本课题设计实现提供了参考：一方面借鉴现有系统的技术方案和优化策略，另一方面明确了将时序预测融入系统的创新点。由此可见，本文所设计的基于时序预测的门诊挂号与电子病历一体化管理系统具有重要的研究意义和应用潜力。</w:t>
       </w:r>
     </w:p>
     <w:p/>
@@ -2300,14 +1886,12 @@
         </w:rPr>
         <w:t xml:space="preserve">, </w:t>
       </w:r>
-      <w:proofErr w:type="gramStart"/>
       <w:r>
         <w:rPr>
           <w:rFonts w:hint="eastAsia"/>
         </w:rPr>
         <w:t>张帧</w:t>
       </w:r>
-      <w:proofErr w:type="gramEnd"/>
       <w:r>
         <w:rPr>
           <w:rFonts w:hint="eastAsia"/>
@@ -2342,21 +1926,420 @@
         <w:rPr>
           <w:rFonts w:hint="eastAsia"/>
         </w:rPr>
+        <w:t>基于微服务架构的电子病历智能内涵质控系统建设实践</w:t>
+      </w:r>
+      <w:r>
+        <w:rPr>
+          <w:rFonts w:hint="eastAsia"/>
+        </w:rPr>
+        <w:t xml:space="preserve">[J]. </w:t>
+      </w:r>
+      <w:r>
+        <w:rPr>
+          <w:rFonts w:hint="eastAsia"/>
+        </w:rPr>
+        <w:t>中国卫生信息管理杂志</w:t>
+      </w:r>
+      <w:r>
+        <w:rPr>
+          <w:rFonts w:hint="eastAsia"/>
+        </w:rPr>
+        <w:t>, 2025, 22(05): 695-701.</w:t>
+      </w:r>
+    </w:p>
+    <w:p/>
+    <w:p>
+      <w:pPr>
+        <w:pStyle w:val="a9"/>
+      </w:pPr>
+      <w:r>
+        <w:rPr>
+          <w:rFonts w:hint="eastAsia"/>
+        </w:rPr>
+        <w:t xml:space="preserve">[2] </w:t>
+      </w:r>
+      <w:r>
+        <w:rPr>
+          <w:rFonts w:hint="eastAsia"/>
+        </w:rPr>
+        <w:t>徐锡武</w:t>
+      </w:r>
+      <w:r>
+        <w:rPr>
+          <w:rFonts w:hint="eastAsia"/>
+        </w:rPr>
+        <w:t xml:space="preserve">, </w:t>
+      </w:r>
+      <w:r>
+        <w:rPr>
+          <w:rFonts w:hint="eastAsia"/>
+        </w:rPr>
+        <w:t>张静</w:t>
+      </w:r>
+      <w:r>
+        <w:rPr>
+          <w:rFonts w:hint="eastAsia"/>
+        </w:rPr>
+        <w:t xml:space="preserve">, </w:t>
+      </w:r>
+      <w:r>
+        <w:rPr>
+          <w:rFonts w:hint="eastAsia"/>
+        </w:rPr>
+        <w:t>蒋蕴雅</w:t>
+      </w:r>
+      <w:r>
+        <w:rPr>
+          <w:rFonts w:hint="eastAsia"/>
+        </w:rPr>
+        <w:t xml:space="preserve">, </w:t>
+      </w:r>
+      <w:r>
+        <w:rPr>
+          <w:rFonts w:hint="eastAsia"/>
+        </w:rPr>
+        <w:t>等</w:t>
+      </w:r>
+      <w:r>
+        <w:rPr>
+          <w:rFonts w:hint="eastAsia"/>
+        </w:rPr>
+        <w:t xml:space="preserve">. </w:t>
+      </w:r>
+      <w:r>
+        <w:rPr>
+          <w:rFonts w:hint="eastAsia"/>
+        </w:rPr>
+        <w:t>推行门诊电子病历的实践与思考</w:t>
+      </w:r>
+      <w:r>
+        <w:rPr>
+          <w:rFonts w:hint="eastAsia"/>
+        </w:rPr>
+        <w:t xml:space="preserve">[J]. </w:t>
+      </w:r>
+      <w:r>
+        <w:rPr>
+          <w:rFonts w:hint="eastAsia"/>
+        </w:rPr>
+        <w:t>中国卫生质量管理</w:t>
+      </w:r>
+      <w:r>
+        <w:rPr>
+          <w:rFonts w:hint="eastAsia"/>
+        </w:rPr>
+        <w:t>, 2021, 28(06): 10-13. DOI:10.13912/j.cnki.chqm.2021.28.6.03.</w:t>
+      </w:r>
+    </w:p>
+    <w:p>
+      <w:pPr>
+        <w:pStyle w:val="a9"/>
+      </w:pPr>
+    </w:p>
+    <w:p>
+      <w:pPr>
+        <w:pStyle w:val="a9"/>
+      </w:pPr>
+      <w:r>
+        <w:t>[3] Bindu S, Ashok K, Krishnamurthy K, et al. ClinicCare Manager: An Efficient Electronic Health Record (EHR) and Healthcare Management System Using Spring Boot and React[J]. 2024 International Conference on IoT Based Control Networks and Intelligent Systems (ICICNIS), 2024: 1464-1470. DOI:10.1109/icicnis64247.2024.10823253.</w:t>
+      </w:r>
+    </w:p>
+    <w:p>
+      <w:pPr>
+        <w:pStyle w:val="a9"/>
+      </w:pPr>
+    </w:p>
+    <w:p>
+      <w:pPr>
+        <w:pStyle w:val="a9"/>
+      </w:pPr>
+      <w:r>
+        <w:rPr>
+          <w:rFonts w:hint="eastAsia"/>
+        </w:rPr>
+        <w:t xml:space="preserve">[4] </w:t>
+      </w:r>
+      <w:r>
+        <w:rPr>
+          <w:rFonts w:hint="eastAsia"/>
+        </w:rPr>
+        <w:t>秦虎</w:t>
+      </w:r>
+      <w:r>
+        <w:rPr>
+          <w:rFonts w:hint="eastAsia"/>
+        </w:rPr>
+        <w:t xml:space="preserve">, </w:t>
+      </w:r>
+      <w:r>
+        <w:rPr>
+          <w:rFonts w:hint="eastAsia"/>
+        </w:rPr>
+        <w:t>时艳博</w:t>
+      </w:r>
+      <w:r>
+        <w:rPr>
+          <w:rFonts w:hint="eastAsia"/>
+        </w:rPr>
+        <w:t xml:space="preserve">, </w:t>
+      </w:r>
+      <w:r>
+        <w:rPr>
+          <w:rFonts w:hint="eastAsia"/>
+        </w:rPr>
+        <w:t>王帅同</w:t>
+      </w:r>
+      <w:r>
+        <w:rPr>
+          <w:rFonts w:hint="eastAsia"/>
+        </w:rPr>
+        <w:t xml:space="preserve">. </w:t>
+      </w:r>
+      <w:r>
+        <w:rPr>
+          <w:rFonts w:hint="eastAsia"/>
+        </w:rPr>
+        <w:t>基于结构化电子病历的医疗质量管理系统应用研究</w:t>
+      </w:r>
+      <w:r>
+        <w:rPr>
+          <w:rFonts w:hint="eastAsia"/>
+        </w:rPr>
+        <w:t xml:space="preserve">[J]. </w:t>
+      </w:r>
+      <w:r>
+        <w:rPr>
+          <w:rFonts w:hint="eastAsia"/>
+        </w:rPr>
+        <w:t>中国数字医学</w:t>
+      </w:r>
+      <w:r>
+        <w:rPr>
+          <w:rFonts w:hint="eastAsia"/>
+        </w:rPr>
+        <w:t>, 2020, 15(02): 13-14+17.</w:t>
+      </w:r>
+    </w:p>
+    <w:p>
+      <w:pPr>
+        <w:pStyle w:val="a9"/>
+      </w:pPr>
+    </w:p>
+    <w:p>
+      <w:pPr>
+        <w:pStyle w:val="a9"/>
+      </w:pPr>
+      <w:r>
+        <w:rPr>
+          <w:rFonts w:hint="eastAsia"/>
+        </w:rPr>
+        <w:t xml:space="preserve">[5] </w:t>
+      </w:r>
+      <w:r>
+        <w:rPr>
+          <w:rFonts w:hint="eastAsia"/>
+        </w:rPr>
+        <w:t>毛戈</w:t>
+      </w:r>
+      <w:r>
+        <w:rPr>
+          <w:rFonts w:hint="eastAsia"/>
+        </w:rPr>
+        <w:t xml:space="preserve">, </w:t>
+      </w:r>
+      <w:r>
+        <w:rPr>
+          <w:rFonts w:hint="eastAsia"/>
+        </w:rPr>
+        <w:t>李晶</w:t>
+      </w:r>
+      <w:r>
+        <w:rPr>
+          <w:rFonts w:hint="eastAsia"/>
+        </w:rPr>
+        <w:t xml:space="preserve">, </w:t>
+      </w:r>
+      <w:r>
+        <w:rPr>
+          <w:rFonts w:hint="eastAsia"/>
+        </w:rPr>
+        <w:t>姚弘毅</w:t>
+      </w:r>
+      <w:r>
+        <w:rPr>
+          <w:rFonts w:hint="eastAsia"/>
+        </w:rPr>
+        <w:t xml:space="preserve">. </w:t>
+      </w:r>
+      <w:r>
+        <w:rPr>
+          <w:rFonts w:hint="eastAsia"/>
+        </w:rPr>
+        <w:t>基于智慧医院的电子病历应用和设计</w:t>
+      </w:r>
+      <w:r>
+        <w:rPr>
+          <w:rFonts w:hint="eastAsia"/>
+        </w:rPr>
+        <w:t xml:space="preserve">[J]. </w:t>
+      </w:r>
+      <w:r>
+        <w:rPr>
+          <w:rFonts w:hint="eastAsia"/>
+        </w:rPr>
+        <w:t>湖北大学学报</w:t>
+      </w:r>
+      <w:r>
+        <w:rPr>
+          <w:rFonts w:hint="eastAsia"/>
+        </w:rPr>
+        <w:t>(</w:t>
+      </w:r>
+      <w:r>
+        <w:rPr>
+          <w:rFonts w:hint="eastAsia"/>
+        </w:rPr>
+        <w:t>自然科学版</w:t>
+      </w:r>
+      <w:r>
+        <w:rPr>
+          <w:rFonts w:hint="eastAsia"/>
+        </w:rPr>
+        <w:t>), 2021, 43(06): 706-712.</w:t>
+      </w:r>
+    </w:p>
+    <w:p>
+      <w:pPr>
+        <w:pStyle w:val="a9"/>
+      </w:pPr>
+    </w:p>
+    <w:p>
+      <w:pPr>
+        <w:pStyle w:val="a9"/>
+      </w:pPr>
+      <w:r>
+        <w:rPr>
+          <w:rFonts w:hint="eastAsia"/>
+        </w:rPr>
+        <w:t xml:space="preserve">[6] </w:t>
+      </w:r>
+      <w:r>
+        <w:rPr>
+          <w:rFonts w:hint="eastAsia"/>
+        </w:rPr>
+        <w:t>胡小勇</w:t>
+      </w:r>
+      <w:r>
+        <w:rPr>
+          <w:rFonts w:hint="eastAsia"/>
+        </w:rPr>
+        <w:t xml:space="preserve">. </w:t>
+      </w:r>
+      <w:r>
+        <w:rPr>
+          <w:rFonts w:hint="eastAsia"/>
+        </w:rPr>
         <w:t>基于</w:t>
       </w:r>
-      <w:proofErr w:type="gramStart"/>
-      <w:r>
-        <w:rPr>
-          <w:rFonts w:hint="eastAsia"/>
-        </w:rPr>
-        <w:t>微服务</w:t>
-      </w:r>
-      <w:proofErr w:type="gramEnd"/>
-      <w:r>
-        <w:rPr>
-          <w:rFonts w:hint="eastAsia"/>
-        </w:rPr>
-        <w:t>架构的电子病历智能内涵质控系统建设实践</w:t>
+      <w:r>
+        <w:rPr>
+          <w:rFonts w:hint="eastAsia"/>
+        </w:rPr>
+        <w:t>SpringBoot</w:t>
+      </w:r>
+      <w:r>
+        <w:rPr>
+          <w:rFonts w:hint="eastAsia"/>
+        </w:rPr>
+        <w:t>的医院门诊管理信息系统的设计与实现</w:t>
+      </w:r>
+      <w:r>
+        <w:rPr>
+          <w:rFonts w:hint="eastAsia"/>
+        </w:rPr>
+        <w:t xml:space="preserve">[D]. </w:t>
+      </w:r>
+      <w:r>
+        <w:rPr>
+          <w:rFonts w:hint="eastAsia"/>
+        </w:rPr>
+        <w:t>华中科技大学</w:t>
+      </w:r>
+      <w:r>
+        <w:rPr>
+          <w:rFonts w:hint="eastAsia"/>
+        </w:rPr>
+        <w:t>, 2021. DOI:10.27157/d.cnki.ghzku.2021.001118.</w:t>
+      </w:r>
+    </w:p>
+    <w:p>
+      <w:pPr>
+        <w:pStyle w:val="a9"/>
+      </w:pPr>
+    </w:p>
+    <w:p>
+      <w:pPr>
+        <w:pStyle w:val="a9"/>
+      </w:pPr>
+      <w:r>
+        <w:rPr>
+          <w:rFonts w:hint="eastAsia"/>
+        </w:rPr>
+        <w:t xml:space="preserve">[7] </w:t>
+      </w:r>
+      <w:r>
+        <w:rPr>
+          <w:rFonts w:hint="eastAsia"/>
+        </w:rPr>
+        <w:t>冯尘尘</w:t>
+      </w:r>
+      <w:r>
+        <w:rPr>
+          <w:rFonts w:hint="eastAsia"/>
+        </w:rPr>
+        <w:t xml:space="preserve">, </w:t>
+      </w:r>
+      <w:r>
+        <w:rPr>
+          <w:rFonts w:hint="eastAsia"/>
+        </w:rPr>
+        <w:t>张欣莉</w:t>
+      </w:r>
+      <w:r>
+        <w:rPr>
+          <w:rFonts w:hint="eastAsia"/>
+        </w:rPr>
+        <w:t xml:space="preserve">, </w:t>
+      </w:r>
+      <w:r>
+        <w:rPr>
+          <w:rFonts w:hint="eastAsia"/>
+        </w:rPr>
+        <w:t>刘嘉怡</w:t>
+      </w:r>
+      <w:r>
+        <w:rPr>
+          <w:rFonts w:hint="eastAsia"/>
+        </w:rPr>
+        <w:t xml:space="preserve">, </w:t>
+      </w:r>
+      <w:r>
+        <w:rPr>
+          <w:rFonts w:hint="eastAsia"/>
+        </w:rPr>
+        <w:t>等</w:t>
+      </w:r>
+      <w:r>
+        <w:rPr>
+          <w:rFonts w:hint="eastAsia"/>
+        </w:rPr>
+        <w:t xml:space="preserve">. </w:t>
+      </w:r>
+      <w:r>
+        <w:rPr>
+          <w:rFonts w:hint="eastAsia"/>
+        </w:rPr>
+        <w:t>国内外门诊预约挂号调度系统研究进展</w:t>
       </w:r>
       <w:r>
         <w:rPr>
@@ -2368,69 +2351,35 @@
         <w:rPr>
           <w:rFonts w:hint="eastAsia"/>
         </w:rPr>
-        <w:t>中国卫生信息管理杂志</w:t>
-      </w:r>
-      <w:r>
-        <w:rPr>
-          <w:rFonts w:hint="eastAsia"/>
-        </w:rPr>
-        <w:t>, 2025, 22(05): 695-701.</w:t>
-      </w:r>
-    </w:p>
-    <w:p/>
+        <w:t>西南国防医药</w:t>
+      </w:r>
+      <w:r>
+        <w:rPr>
+          <w:rFonts w:hint="eastAsia"/>
+        </w:rPr>
+        <w:t>, 2021, 31(03): 265-268.</w:t>
+      </w:r>
+    </w:p>
     <w:p>
       <w:pPr>
         <w:pStyle w:val="a9"/>
       </w:pPr>
-      <w:r>
-        <w:rPr>
-          <w:rFonts w:hint="eastAsia"/>
-        </w:rPr>
-        <w:t xml:space="preserve">[2] </w:t>
-      </w:r>
-      <w:proofErr w:type="gramStart"/>
-      <w:r>
-        <w:rPr>
-          <w:rFonts w:hint="eastAsia"/>
-        </w:rPr>
-        <w:t>徐锡武</w:t>
-      </w:r>
-      <w:proofErr w:type="gramEnd"/>
-      <w:r>
-        <w:rPr>
-          <w:rFonts w:hint="eastAsia"/>
-        </w:rPr>
-        <w:t xml:space="preserve">, </w:t>
-      </w:r>
-      <w:r>
-        <w:rPr>
-          <w:rFonts w:hint="eastAsia"/>
-        </w:rPr>
-        <w:t>张静</w:t>
-      </w:r>
-      <w:r>
-        <w:rPr>
-          <w:rFonts w:hint="eastAsia"/>
-        </w:rPr>
-        <w:t xml:space="preserve">, </w:t>
-      </w:r>
-      <w:r>
-        <w:rPr>
-          <w:rFonts w:hint="eastAsia"/>
-        </w:rPr>
-        <w:t>蒋蕴雅</w:t>
-      </w:r>
-      <w:r>
-        <w:rPr>
-          <w:rFonts w:hint="eastAsia"/>
-        </w:rPr>
-        <w:t xml:space="preserve">, </w:t>
-      </w:r>
-      <w:r>
-        <w:rPr>
-          <w:rFonts w:hint="eastAsia"/>
-        </w:rPr>
-        <w:t>等</w:t>
+    </w:p>
+    <w:p>
+      <w:pPr>
+        <w:pStyle w:val="a9"/>
+      </w:pPr>
+      <w:r>
+        <w:rPr>
+          <w:rFonts w:hint="eastAsia"/>
+        </w:rPr>
+        <w:t xml:space="preserve">[8] </w:t>
+      </w:r>
+      <w:r>
+        <w:rPr>
+          <w:rFonts w:hint="eastAsia"/>
+        </w:rPr>
+        <w:t>林海祥</w:t>
       </w:r>
       <w:r>
         <w:rPr>
@@ -2442,452 +2391,7 @@
         <w:rPr>
           <w:rFonts w:hint="eastAsia"/>
         </w:rPr>
-        <w:t>推行门诊电子病历的实践与思考</w:t>
-      </w:r>
-      <w:r>
-        <w:rPr>
-          <w:rFonts w:hint="eastAsia"/>
-        </w:rPr>
-        <w:t xml:space="preserve">[J]. </w:t>
-      </w:r>
-      <w:r>
-        <w:rPr>
-          <w:rFonts w:hint="eastAsia"/>
-        </w:rPr>
-        <w:t>中国卫生质量管理</w:t>
-      </w:r>
-      <w:r>
-        <w:rPr>
-          <w:rFonts w:hint="eastAsia"/>
-        </w:rPr>
-        <w:t xml:space="preserve">, 2021, 28(06): 10-13. </w:t>
-      </w:r>
-      <w:proofErr w:type="gramStart"/>
-      <w:r>
-        <w:rPr>
-          <w:rFonts w:hint="eastAsia"/>
-        </w:rPr>
-        <w:t>DOI:10.13912/j.cnki.chqm</w:t>
-      </w:r>
-      <w:proofErr w:type="gramEnd"/>
-      <w:r>
-        <w:rPr>
-          <w:rFonts w:hint="eastAsia"/>
-        </w:rPr>
-        <w:t>.2021.28.6.03.</w:t>
-      </w:r>
-    </w:p>
-    <w:p>
-      <w:pPr>
-        <w:pStyle w:val="a9"/>
-      </w:pPr>
-    </w:p>
-    <w:p>
-      <w:pPr>
-        <w:pStyle w:val="a9"/>
-      </w:pPr>
-      <w:r>
-        <w:t xml:space="preserve">[3] Bindu S, Ashok K, Krishnamurthy K, et al. </w:t>
-      </w:r>
-      <w:proofErr w:type="spellStart"/>
-      <w:r>
-        <w:t>ClinicCare</w:t>
-      </w:r>
-      <w:proofErr w:type="spellEnd"/>
-      <w:r>
-        <w:t xml:space="preserve"> Manager: An Efficient Electronic Health Record (EHR) and Healthcare Management System Using Spring Boot and React[J]. 2024 International Conference on IoT Based Control Networks and Intelligent Systems (ICICNIS), 2024: 1464-1470. DOI:10.1109/icicnis64247.2024.10823253.</w:t>
-      </w:r>
-    </w:p>
-    <w:p>
-      <w:pPr>
-        <w:pStyle w:val="a9"/>
-      </w:pPr>
-    </w:p>
-    <w:p>
-      <w:pPr>
-        <w:pStyle w:val="a9"/>
-      </w:pPr>
-      <w:r>
-        <w:rPr>
-          <w:rFonts w:hint="eastAsia"/>
-        </w:rPr>
-        <w:t xml:space="preserve">[4] </w:t>
-      </w:r>
-      <w:proofErr w:type="gramStart"/>
-      <w:r>
-        <w:rPr>
-          <w:rFonts w:hint="eastAsia"/>
-        </w:rPr>
-        <w:t>秦虎</w:t>
-      </w:r>
-      <w:proofErr w:type="gramEnd"/>
-      <w:r>
-        <w:rPr>
-          <w:rFonts w:hint="eastAsia"/>
-        </w:rPr>
-        <w:t xml:space="preserve">, </w:t>
-      </w:r>
-      <w:r>
-        <w:rPr>
-          <w:rFonts w:hint="eastAsia"/>
-        </w:rPr>
-        <w:t>时艳博</w:t>
-      </w:r>
-      <w:r>
-        <w:rPr>
-          <w:rFonts w:hint="eastAsia"/>
-        </w:rPr>
-        <w:t xml:space="preserve">, </w:t>
-      </w:r>
-      <w:proofErr w:type="gramStart"/>
-      <w:r>
-        <w:rPr>
-          <w:rFonts w:hint="eastAsia"/>
-        </w:rPr>
-        <w:t>王帅同</w:t>
-      </w:r>
-      <w:proofErr w:type="gramEnd"/>
-      <w:r>
-        <w:rPr>
-          <w:rFonts w:hint="eastAsia"/>
-        </w:rPr>
-        <w:t xml:space="preserve">. </w:t>
-      </w:r>
-      <w:r>
-        <w:rPr>
-          <w:rFonts w:hint="eastAsia"/>
-        </w:rPr>
-        <w:t>基于结构化电子病历的医疗质量管理系统应用研究</w:t>
-      </w:r>
-      <w:r>
-        <w:rPr>
-          <w:rFonts w:hint="eastAsia"/>
-        </w:rPr>
-        <w:t xml:space="preserve">[J]. </w:t>
-      </w:r>
-      <w:r>
-        <w:rPr>
-          <w:rFonts w:hint="eastAsia"/>
-        </w:rPr>
-        <w:t>中国数字医学</w:t>
-      </w:r>
-      <w:r>
-        <w:rPr>
-          <w:rFonts w:hint="eastAsia"/>
-        </w:rPr>
-        <w:t>, 2020, 15(02): 13-14+17.</w:t>
-      </w:r>
-    </w:p>
-    <w:p>
-      <w:pPr>
-        <w:pStyle w:val="a9"/>
-      </w:pPr>
-    </w:p>
-    <w:p>
-      <w:pPr>
-        <w:pStyle w:val="a9"/>
-      </w:pPr>
-      <w:r>
-        <w:rPr>
-          <w:rFonts w:hint="eastAsia"/>
-        </w:rPr>
-        <w:t xml:space="preserve">[5] </w:t>
-      </w:r>
-      <w:r>
-        <w:rPr>
-          <w:rFonts w:hint="eastAsia"/>
-        </w:rPr>
-        <w:t>毛戈</w:t>
-      </w:r>
-      <w:r>
-        <w:rPr>
-          <w:rFonts w:hint="eastAsia"/>
-        </w:rPr>
-        <w:t xml:space="preserve">, </w:t>
-      </w:r>
-      <w:r>
-        <w:rPr>
-          <w:rFonts w:hint="eastAsia"/>
-        </w:rPr>
-        <w:t>李晶</w:t>
-      </w:r>
-      <w:r>
-        <w:rPr>
-          <w:rFonts w:hint="eastAsia"/>
-        </w:rPr>
-        <w:t xml:space="preserve">, </w:t>
-      </w:r>
-      <w:r>
-        <w:rPr>
-          <w:rFonts w:hint="eastAsia"/>
-        </w:rPr>
-        <w:t>姚弘毅</w:t>
-      </w:r>
-      <w:r>
-        <w:rPr>
-          <w:rFonts w:hint="eastAsia"/>
-        </w:rPr>
-        <w:t xml:space="preserve">. </w:t>
-      </w:r>
-      <w:r>
-        <w:rPr>
-          <w:rFonts w:hint="eastAsia"/>
-        </w:rPr>
-        <w:t>基于智慧医院的电子病历应用和设计</w:t>
-      </w:r>
-      <w:r>
-        <w:rPr>
-          <w:rFonts w:hint="eastAsia"/>
-        </w:rPr>
-        <w:t xml:space="preserve">[J]. </w:t>
-      </w:r>
-      <w:r>
-        <w:rPr>
-          <w:rFonts w:hint="eastAsia"/>
-        </w:rPr>
-        <w:t>湖北大学学报</w:t>
-      </w:r>
-      <w:r>
-        <w:rPr>
-          <w:rFonts w:hint="eastAsia"/>
-        </w:rPr>
-        <w:t>(</w:t>
-      </w:r>
-      <w:r>
-        <w:rPr>
-          <w:rFonts w:hint="eastAsia"/>
-        </w:rPr>
-        <w:t>自然科学版</w:t>
-      </w:r>
-      <w:r>
-        <w:rPr>
-          <w:rFonts w:hint="eastAsia"/>
-        </w:rPr>
-        <w:t>), 2021, 43(06): 706-712.</w:t>
-      </w:r>
-    </w:p>
-    <w:p>
-      <w:pPr>
-        <w:pStyle w:val="a9"/>
-      </w:pPr>
-    </w:p>
-    <w:p>
-      <w:pPr>
-        <w:pStyle w:val="a9"/>
-      </w:pPr>
-      <w:r>
-        <w:rPr>
-          <w:rFonts w:hint="eastAsia"/>
-        </w:rPr>
-        <w:t xml:space="preserve">[6] </w:t>
-      </w:r>
-      <w:r>
-        <w:rPr>
-          <w:rFonts w:hint="eastAsia"/>
-        </w:rPr>
-        <w:t>胡小勇</w:t>
-      </w:r>
-      <w:r>
-        <w:rPr>
-          <w:rFonts w:hint="eastAsia"/>
-        </w:rPr>
-        <w:t xml:space="preserve">. </w:t>
-      </w:r>
-      <w:r>
-        <w:rPr>
-          <w:rFonts w:hint="eastAsia"/>
-        </w:rPr>
-        <w:t>基于</w:t>
-      </w:r>
-      <w:proofErr w:type="spellStart"/>
-      <w:r>
-        <w:rPr>
-          <w:rFonts w:hint="eastAsia"/>
-        </w:rPr>
-        <w:t>SpringBoot</w:t>
-      </w:r>
-      <w:proofErr w:type="spellEnd"/>
-      <w:r>
-        <w:rPr>
-          <w:rFonts w:hint="eastAsia"/>
-        </w:rPr>
-        <w:t>的医院门诊管理信息系统的设计与实现</w:t>
-      </w:r>
-      <w:r>
-        <w:rPr>
-          <w:rFonts w:hint="eastAsia"/>
-        </w:rPr>
-        <w:t xml:space="preserve">[D]. </w:t>
-      </w:r>
-      <w:r>
-        <w:rPr>
-          <w:rFonts w:hint="eastAsia"/>
-        </w:rPr>
-        <w:t>华中科技大学</w:t>
-      </w:r>
-      <w:r>
-        <w:rPr>
-          <w:rFonts w:hint="eastAsia"/>
-        </w:rPr>
-        <w:t xml:space="preserve">, 2021. </w:t>
-      </w:r>
-      <w:proofErr w:type="gramStart"/>
-      <w:r>
-        <w:rPr>
-          <w:rFonts w:hint="eastAsia"/>
-        </w:rPr>
-        <w:t>DOI:10.27157/d.cnki.ghzku</w:t>
-      </w:r>
-      <w:proofErr w:type="gramEnd"/>
-      <w:r>
-        <w:rPr>
-          <w:rFonts w:hint="eastAsia"/>
-        </w:rPr>
-        <w:t>.2021.001118.</w:t>
-      </w:r>
-    </w:p>
-    <w:p>
-      <w:pPr>
-        <w:pStyle w:val="a9"/>
-      </w:pPr>
-    </w:p>
-    <w:p>
-      <w:pPr>
-        <w:pStyle w:val="a9"/>
-      </w:pPr>
-      <w:r>
-        <w:rPr>
-          <w:rFonts w:hint="eastAsia"/>
-        </w:rPr>
-        <w:t xml:space="preserve">[7] </w:t>
-      </w:r>
-      <w:r>
-        <w:rPr>
-          <w:rFonts w:hint="eastAsia"/>
-        </w:rPr>
-        <w:t>冯尘尘</w:t>
-      </w:r>
-      <w:r>
-        <w:rPr>
-          <w:rFonts w:hint="eastAsia"/>
-        </w:rPr>
-        <w:t xml:space="preserve">, </w:t>
-      </w:r>
-      <w:r>
-        <w:rPr>
-          <w:rFonts w:hint="eastAsia"/>
-        </w:rPr>
-        <w:t>张欣莉</w:t>
-      </w:r>
-      <w:r>
-        <w:rPr>
-          <w:rFonts w:hint="eastAsia"/>
-        </w:rPr>
-        <w:t xml:space="preserve">, </w:t>
-      </w:r>
-      <w:r>
-        <w:rPr>
-          <w:rFonts w:hint="eastAsia"/>
-        </w:rPr>
-        <w:t>刘嘉怡</w:t>
-      </w:r>
-      <w:r>
-        <w:rPr>
-          <w:rFonts w:hint="eastAsia"/>
-        </w:rPr>
-        <w:t xml:space="preserve">, </w:t>
-      </w:r>
-      <w:r>
-        <w:rPr>
-          <w:rFonts w:hint="eastAsia"/>
-        </w:rPr>
-        <w:t>等</w:t>
-      </w:r>
-      <w:r>
-        <w:rPr>
-          <w:rFonts w:hint="eastAsia"/>
-        </w:rPr>
-        <w:t xml:space="preserve">. </w:t>
-      </w:r>
-      <w:r>
-        <w:rPr>
-          <w:rFonts w:hint="eastAsia"/>
-        </w:rPr>
-        <w:t>国内外门诊预约挂号调度系统研究进展</w:t>
-      </w:r>
-      <w:r>
-        <w:rPr>
-          <w:rFonts w:hint="eastAsia"/>
-        </w:rPr>
-        <w:t xml:space="preserve">[J]. </w:t>
-      </w:r>
-      <w:r>
-        <w:rPr>
-          <w:rFonts w:hint="eastAsia"/>
-        </w:rPr>
-        <w:t>西南国防医药</w:t>
-      </w:r>
-      <w:r>
-        <w:rPr>
-          <w:rFonts w:hint="eastAsia"/>
-        </w:rPr>
-        <w:t>, 2021, 31(03): 265-268.</w:t>
-      </w:r>
-    </w:p>
-    <w:p>
-      <w:pPr>
-        <w:pStyle w:val="a9"/>
-      </w:pPr>
-    </w:p>
-    <w:p>
-      <w:pPr>
-        <w:pStyle w:val="a9"/>
-      </w:pPr>
-      <w:r>
-        <w:rPr>
-          <w:rFonts w:hint="eastAsia"/>
-        </w:rPr>
-        <w:t xml:space="preserve">[8] </w:t>
-      </w:r>
-      <w:r>
-        <w:rPr>
-          <w:rFonts w:hint="eastAsia"/>
-        </w:rPr>
-        <w:t>林海</w:t>
-      </w:r>
-      <w:proofErr w:type="gramStart"/>
-      <w:r>
-        <w:rPr>
-          <w:rFonts w:hint="eastAsia"/>
-        </w:rPr>
-        <w:t>祥</w:t>
-      </w:r>
-      <w:proofErr w:type="gramEnd"/>
-      <w:r>
-        <w:rPr>
-          <w:rFonts w:hint="eastAsia"/>
-        </w:rPr>
-        <w:t xml:space="preserve">. </w:t>
-      </w:r>
-      <w:r>
-        <w:rPr>
-          <w:rFonts w:hint="eastAsia"/>
-        </w:rPr>
-        <w:t>电子病历设计与应用——以厦门市仙</w:t>
-      </w:r>
-      <w:proofErr w:type="gramStart"/>
-      <w:r>
-        <w:rPr>
-          <w:rFonts w:hint="eastAsia"/>
-        </w:rPr>
-        <w:t>岳医院</w:t>
-      </w:r>
-      <w:proofErr w:type="gramEnd"/>
-      <w:r>
-        <w:rPr>
-          <w:rFonts w:hint="eastAsia"/>
-        </w:rPr>
-        <w:t>为例</w:t>
+        <w:t>电子病历设计与应用——以厦门市仙岳医院为例</w:t>
       </w:r>
       <w:r>
         <w:rPr>
@@ -2988,21 +2492,7 @@
         <w:rPr>
           <w:rFonts w:hint="eastAsia"/>
         </w:rPr>
-        <w:t xml:space="preserve">, 2024, 28(11): 85-89. </w:t>
-      </w:r>
-      <w:proofErr w:type="gramStart"/>
-      <w:r>
-        <w:rPr>
-          <w:rFonts w:hint="eastAsia"/>
-        </w:rPr>
-        <w:t>DOI:10.19660/j.issn</w:t>
-      </w:r>
-      <w:proofErr w:type="gramEnd"/>
-      <w:r>
-        <w:rPr>
-          <w:rFonts w:hint="eastAsia"/>
-        </w:rPr>
-        <w:t>.1671-0592.2024.11.19.</w:t>
+        <w:t>, 2024, 28(11): 85-89. DOI:10.19660/j.issn.1671-0592.2024.11.19.</w:t>
       </w:r>
     </w:p>
     <w:p>
@@ -3096,19 +2586,11 @@
         </w:rPr>
         <w:t xml:space="preserve">. </w:t>
       </w:r>
-      <w:proofErr w:type="gramStart"/>
-      <w:r>
-        <w:rPr>
-          <w:rFonts w:hint="eastAsia"/>
-        </w:rPr>
-        <w:t>基于微信小</w:t>
-      </w:r>
-      <w:proofErr w:type="gramEnd"/>
-      <w:r>
-        <w:rPr>
-          <w:rFonts w:hint="eastAsia"/>
-        </w:rPr>
-        <w:t>程序的预约挂号系统设计与实现</w:t>
+      <w:r>
+        <w:rPr>
+          <w:rFonts w:hint="eastAsia"/>
+        </w:rPr>
+        <w:t>基于微信小程序的预约挂号系统设计与实现</w:t>
       </w:r>
       <w:r>
         <w:rPr>
@@ -3126,21 +2608,7 @@
         <w:rPr>
           <w:rFonts w:hint="eastAsia"/>
         </w:rPr>
-        <w:t>, 2024, 32(18): 32-36. DOI:10.14022/</w:t>
-      </w:r>
-      <w:proofErr w:type="gramStart"/>
-      <w:r>
-        <w:rPr>
-          <w:rFonts w:hint="eastAsia"/>
-        </w:rPr>
-        <w:t>j.issn</w:t>
-      </w:r>
-      <w:proofErr w:type="gramEnd"/>
-      <w:r>
-        <w:rPr>
-          <w:rFonts w:hint="eastAsia"/>
-        </w:rPr>
-        <w:t>1674-6236.2024.18.007.</w:t>
+        <w:t>, 2024, 32(18): 32-36. DOI:10.14022/j.issn1674-6236.2024.18.007.</w:t>
       </w:r>
     </w:p>
     <w:p>
@@ -3304,21 +2772,7 @@
         <w:rPr>
           <w:rFonts w:hint="eastAsia"/>
         </w:rPr>
-        <w:t>, 2023, 20(22): 162-166. DOI:10.20047/</w:t>
-      </w:r>
-      <w:proofErr w:type="gramStart"/>
-      <w:r>
-        <w:rPr>
-          <w:rFonts w:hint="eastAsia"/>
-        </w:rPr>
-        <w:t>j.issn</w:t>
-      </w:r>
-      <w:proofErr w:type="gramEnd"/>
-      <w:r>
-        <w:rPr>
-          <w:rFonts w:hint="eastAsia"/>
-        </w:rPr>
-        <w:t>1673-7210.2023.22.36.</w:t>
+        <w:t>, 2023, 20(22): 162-166. DOI:10.20047/j.issn1673-7210.2023.22.36.</w:t>
       </w:r>
     </w:p>
     <w:p>
@@ -3331,15 +2785,7 @@
         <w:pStyle w:val="a9"/>
       </w:pPr>
       <w:r>
-        <w:t xml:space="preserve">[14] Choi JS, Lee JH, Park JH, Nam HS, Kwon H, Kim D, et al. Design and implementation of a seamless and comprehensive integrated medical device interface system for outpatient electronic medical records in a general hospital[J]. International Journal of Medical Informatics, 2011, 80(4): 274-285. </w:t>
-      </w:r>
-      <w:proofErr w:type="gramStart"/>
-      <w:r>
-        <w:t>DOI:10.1016/j.ijmedinf</w:t>
-      </w:r>
-      <w:proofErr w:type="gramEnd"/>
-      <w:r>
-        <w:t>.2010.11.007.</w:t>
+        <w:t>[14] Choi JS, Lee JH, Park JH, Nam HS, Kwon H, Kim D, et al. Design and implementation of a seamless and comprehensive integrated medical device interface system for outpatient electronic medical records in a general hospital[J]. International Journal of Medical Informatics, 2011, 80(4): 274-285. DOI:10.1016/j.ijmedinf.2010.11.007.</w:t>
       </w:r>
     </w:p>
     <w:p>
